--- a/klagomål/A 59832-2023 FSC-klagomål.docx
+++ b/klagomål/A 59832-2023 FSC-klagomål.docx
@@ -1048,7 +1048,7 @@
     <w:r>
       <w:tab/>
       <w:tab/>
-      <w:t>2025-12-19</w:t>
+      <w:t>2025-12-20</w:t>
       <w:br/>
       <w:br/>
     </w:r>

--- a/klagomål/A 59832-2023 FSC-klagomål.docx
+++ b/klagomål/A 59832-2023 FSC-klagomål.docx
@@ -1048,7 +1048,7 @@
     <w:r>
       <w:tab/>
       <w:tab/>
-      <w:t>2025-12-20</w:t>
+      <w:t>2025-12-21</w:t>
       <w:br/>
       <w:br/>
     </w:r>

--- a/klagomål/A 59832-2023 FSC-klagomål.docx
+++ b/klagomål/A 59832-2023 FSC-klagomål.docx
@@ -1048,7 +1048,7 @@
     <w:r>
       <w:tab/>
       <w:tab/>
-      <w:t>2025-12-21</w:t>
+      <w:t>2025-12-22</w:t>
       <w:br/>
       <w:br/>
     </w:r>

--- a/klagomål/A 59832-2023 FSC-klagomål.docx
+++ b/klagomål/A 59832-2023 FSC-klagomål.docx
@@ -1048,7 +1048,7 @@
     <w:r>
       <w:tab/>
       <w:tab/>
-      <w:t>2025-12-22</w:t>
+      <w:t>2025-12-26</w:t>
       <w:br/>
       <w:br/>
     </w:r>

--- a/klagomål/A 59832-2023 FSC-klagomål.docx
+++ b/klagomål/A 59832-2023 FSC-klagomål.docx
@@ -1048,7 +1048,7 @@
     <w:r>
       <w:tab/>
       <w:tab/>
-      <w:t>2026-01-03</w:t>
+      <w:t>2026-01-04</w:t>
       <w:br/>
       <w:br/>
     </w:r>

--- a/klagomål/A 59832-2023 FSC-klagomål.docx
+++ b/klagomål/A 59832-2023 FSC-klagomål.docx
@@ -1048,7 +1048,7 @@
     <w:r>
       <w:tab/>
       <w:tab/>
-      <w:t>2026-01-07</w:t>
+      <w:t>2026-01-08</w:t>
       <w:br/>
       <w:br/>
     </w:r>

--- a/klagomål/A 59832-2023 FSC-klagomål.docx
+++ b/klagomål/A 59832-2023 FSC-klagomål.docx
@@ -1048,7 +1048,7 @@
     <w:r>
       <w:tab/>
       <w:tab/>
-      <w:t>2026-01-08</w:t>
+      <w:t>2026-01-09</w:t>
       <w:br/>
       <w:br/>
     </w:r>

--- a/klagomål/A 59832-2023 FSC-klagomål.docx
+++ b/klagomål/A 59832-2023 FSC-klagomål.docx
@@ -1048,7 +1048,7 @@
     <w:r>
       <w:tab/>
       <w:tab/>
-      <w:t>2026-01-09</w:t>
+      <w:t>2026-01-10</w:t>
       <w:br/>
       <w:br/>
     </w:r>

--- a/klagomål/A 59832-2023 FSC-klagomål.docx
+++ b/klagomål/A 59832-2023 FSC-klagomål.docx
@@ -1048,7 +1048,7 @@
     <w:r>
       <w:tab/>
       <w:tab/>
-      <w:t>2026-01-10</w:t>
+      <w:t>2026-01-11</w:t>
       <w:br/>
       <w:br/>
     </w:r>

--- a/klagomål/A 59832-2023 FSC-klagomål.docx
+++ b/klagomål/A 59832-2023 FSC-klagomål.docx
@@ -1048,7 +1048,7 @@
     <w:r>
       <w:tab/>
       <w:tab/>
-      <w:t>2026-01-11</w:t>
+      <w:t>2026-01-12</w:t>
       <w:br/>
       <w:br/>
     </w:r>

--- a/klagomål/A 59832-2023 FSC-klagomål.docx
+++ b/klagomål/A 59832-2023 FSC-klagomål.docx
@@ -1048,7 +1048,7 @@
     <w:r>
       <w:tab/>
       <w:tab/>
-      <w:t>2026-01-12</w:t>
+      <w:t>2026-01-13</w:t>
       <w:br/>
       <w:br/>
     </w:r>

--- a/klagomål/A 59832-2023 FSC-klagomål.docx
+++ b/klagomål/A 59832-2023 FSC-klagomål.docx
@@ -1048,7 +1048,7 @@
     <w:r>
       <w:tab/>
       <w:tab/>
-      <w:t>2026-01-13</w:t>
+      <w:t>2026-01-14</w:t>
       <w:br/>
       <w:br/>
     </w:r>

--- a/klagomål/A 59832-2023 FSC-klagomål.docx
+++ b/klagomål/A 59832-2023 FSC-klagomål.docx
@@ -1048,7 +1048,7 @@
     <w:r>
       <w:tab/>
       <w:tab/>
-      <w:t>2026-01-14</w:t>
+      <w:t>2026-01-15</w:t>
       <w:br/>
       <w:br/>
     </w:r>

--- a/klagomål/A 59832-2023 FSC-klagomål.docx
+++ b/klagomål/A 59832-2023 FSC-klagomål.docx
@@ -1048,7 +1048,7 @@
     <w:r>
       <w:tab/>
       <w:tab/>
-      <w:t>2026-01-15</w:t>
+      <w:t>2026-01-16</w:t>
       <w:br/>
       <w:br/>
     </w:r>

--- a/klagomål/A 59832-2023 FSC-klagomål.docx
+++ b/klagomål/A 59832-2023 FSC-klagomål.docx
@@ -1048,7 +1048,7 @@
     <w:r>
       <w:tab/>
       <w:tab/>
-      <w:t>2026-01-16</w:t>
+      <w:t>2026-01-17</w:t>
       <w:br/>
       <w:br/>
     </w:r>

--- a/klagomål/A 59832-2023 FSC-klagomål.docx
+++ b/klagomål/A 59832-2023 FSC-klagomål.docx
@@ -1048,7 +1048,7 @@
     <w:r>
       <w:tab/>
       <w:tab/>
-      <w:t>2026-01-17</w:t>
+      <w:t>2026-01-18</w:t>
       <w:br/>
       <w:br/>
     </w:r>

--- a/klagomål/A 59832-2023 FSC-klagomål.docx
+++ b/klagomål/A 59832-2023 FSC-klagomål.docx
@@ -1048,7 +1048,7 @@
     <w:r>
       <w:tab/>
       <w:tab/>
-      <w:t>2026-01-18</w:t>
+      <w:t>2026-01-19</w:t>
       <w:br/>
       <w:br/>
     </w:r>

--- a/klagomål/A 59832-2023 FSC-klagomål.docx
+++ b/klagomål/A 59832-2023 FSC-klagomål.docx
@@ -1048,7 +1048,7 @@
     <w:r>
       <w:tab/>
       <w:tab/>
-      <w:t>2026-01-19</w:t>
+      <w:t>2026-01-20</w:t>
       <w:br/>
       <w:br/>
     </w:r>

--- a/klagomål/A 59832-2023 FSC-klagomål.docx
+++ b/klagomål/A 59832-2023 FSC-klagomål.docx
@@ -1048,7 +1048,7 @@
     <w:r>
       <w:tab/>
       <w:tab/>
-      <w:t>2026-01-20</w:t>
+      <w:t>2026-01-21</w:t>
       <w:br/>
       <w:br/>
     </w:r>

--- a/klagomål/A 59832-2023 FSC-klagomål.docx
+++ b/klagomål/A 59832-2023 FSC-klagomål.docx
@@ -1048,7 +1048,7 @@
     <w:r>
       <w:tab/>
       <w:tab/>
-      <w:t>2026-01-21</w:t>
+      <w:t>2026-01-23</w:t>
       <w:br/>
       <w:br/>
     </w:r>

--- a/klagomål/A 59832-2023 FSC-klagomål.docx
+++ b/klagomål/A 59832-2023 FSC-klagomål.docx
@@ -1048,7 +1048,7 @@
     <w:r>
       <w:tab/>
       <w:tab/>
-      <w:t>2026-01-23</w:t>
+      <w:t>2026-01-24</w:t>
       <w:br/>
       <w:br/>
     </w:r>

--- a/klagomål/A 59832-2023 FSC-klagomål.docx
+++ b/klagomål/A 59832-2023 FSC-klagomål.docx
@@ -1048,7 +1048,7 @@
     <w:r>
       <w:tab/>
       <w:tab/>
-      <w:t>2026-01-24</w:t>
+      <w:t>2026-01-25</w:t>
       <w:br/>
       <w:br/>
     </w:r>

--- a/klagomål/A 59832-2023 FSC-klagomål.docx
+++ b/klagomål/A 59832-2023 FSC-klagomål.docx
@@ -1048,7 +1048,7 @@
     <w:r>
       <w:tab/>
       <w:tab/>
-      <w:t>2026-01-25</w:t>
+      <w:t>2026-01-26</w:t>
       <w:br/>
       <w:br/>
     </w:r>

--- a/klagomål/A 59832-2023 FSC-klagomål.docx
+++ b/klagomål/A 59832-2023 FSC-klagomål.docx
@@ -1048,7 +1048,7 @@
     <w:r>
       <w:tab/>
       <w:tab/>
-      <w:t>2026-01-26</w:t>
+      <w:t>2026-01-27</w:t>
       <w:br/>
       <w:br/>
     </w:r>

--- a/klagomål/A 59832-2023 FSC-klagomål.docx
+++ b/klagomål/A 59832-2023 FSC-klagomål.docx
@@ -1048,7 +1048,7 @@
     <w:r>
       <w:tab/>
       <w:tab/>
-      <w:t>2026-01-27</w:t>
+      <w:t>2026-01-28</w:t>
       <w:br/>
       <w:br/>
     </w:r>

--- a/klagomål/A 59832-2023 FSC-klagomål.docx
+++ b/klagomål/A 59832-2023 FSC-klagomål.docx
@@ -1212,7 +1212,7 @@
     <w:r>
       <w:tab/>
       <w:tab/>
-      <w:t>2026-02-22</w:t>
+      <w:t>2026-02-23</w:t>
       <w:br/>
       <w:br/>
     </w:r>

--- a/klagomål/A 59832-2023 FSC-klagomål.docx
+++ b/klagomål/A 59832-2023 FSC-klagomål.docx
@@ -1212,7 +1212,7 @@
     <w:r>
       <w:tab/>
       <w:tab/>
-      <w:t>2026-02-23</w:t>
+      <w:t>2026-02-24</w:t>
       <w:br/>
       <w:br/>
     </w:r>

--- a/klagomål/A 59832-2023 FSC-klagomål.docx
+++ b/klagomål/A 59832-2023 FSC-klagomål.docx
@@ -1212,7 +1212,7 @@
     <w:r>
       <w:tab/>
       <w:tab/>
-      <w:t>2026-02-24</w:t>
+      <w:t>2026-02-25</w:t>
       <w:br/>
       <w:br/>
     </w:r>

--- a/klagomål/A 59832-2023 FSC-klagomål.docx
+++ b/klagomål/A 59832-2023 FSC-klagomål.docx
@@ -1212,7 +1212,7 @@
     <w:r>
       <w:tab/>
       <w:tab/>
-      <w:t>2026-02-25</w:t>
+      <w:t>2026-02-26</w:t>
       <w:br/>
       <w:br/>
     </w:r>

--- a/klagomål/A 59832-2023 FSC-klagomål.docx
+++ b/klagomål/A 59832-2023 FSC-klagomål.docx
@@ -1212,7 +1212,7 @@
     <w:r>
       <w:tab/>
       <w:tab/>
-      <w:t>2026-02-26</w:t>
+      <w:t>2026-02-28</w:t>
       <w:br/>
       <w:br/>
     </w:r>

--- a/klagomål/A 59832-2023 FSC-klagomål.docx
+++ b/klagomål/A 59832-2023 FSC-klagomål.docx
@@ -1212,7 +1212,7 @@
     <w:r>
       <w:tab/>
       <w:tab/>
-      <w:t>2026-02-28</w:t>
+      <w:t>2026-03-01</w:t>
       <w:br/>
       <w:br/>
     </w:r>

--- a/klagomål/A 59832-2023 FSC-klagomål.docx
+++ b/klagomål/A 59832-2023 FSC-klagomål.docx
@@ -1212,7 +1212,7 @@
     <w:r>
       <w:tab/>
       <w:tab/>
-      <w:t>2026-03-01</w:t>
+      <w:t>2026-03-02</w:t>
       <w:br/>
       <w:br/>
     </w:r>

--- a/klagomål/A 59832-2023 FSC-klagomål.docx
+++ b/klagomål/A 59832-2023 FSC-klagomål.docx
@@ -309,7 +309,7 @@
         <w:rPr>
           <w:i/>
         </w:rPr>
-        <w:t xml:space="preserve"> 9070 Trädklädd betesmark </w:t>
+        <w:t xml:space="preserve"> 9070 Trädklädd betesmark</w:t>
       </w:r>
       <w:r>
         <w:t xml:space="preserve"> (SLU Artdatabanken, 2024).</w:t>
@@ -1212,7 +1212,7 @@
     <w:r>
       <w:tab/>
       <w:tab/>
-      <w:t>2026-03-02</w:t>
+      <w:t>2026-03-03</w:t>
       <w:br/>
       <w:br/>
     </w:r>

--- a/klagomål/A 59832-2023 FSC-klagomål.docx
+++ b/klagomål/A 59832-2023 FSC-klagomål.docx
@@ -1212,7 +1212,7 @@
     <w:r>
       <w:tab/>
       <w:tab/>
-      <w:t>2026-03-03</w:t>
+      <w:t>2026-03-04</w:t>
       <w:br/>
       <w:br/>
     </w:r>

--- a/klagomål/A 59832-2023 FSC-klagomål.docx
+++ b/klagomål/A 59832-2023 FSC-klagomål.docx
@@ -1212,7 +1212,7 @@
     <w:r>
       <w:tab/>
       <w:tab/>
-      <w:t>2026-03-04</w:t>
+      <w:t>2026-03-05</w:t>
       <w:br/>
       <w:br/>
     </w:r>

--- a/klagomål/A 59832-2023 FSC-klagomål.docx
+++ b/klagomål/A 59832-2023 FSC-klagomål.docx
@@ -1212,7 +1212,7 @@
     <w:r>
       <w:tab/>
       <w:tab/>
-      <w:t>2026-03-05</w:t>
+      <w:t>2026-03-06</w:t>
       <w:br/>
       <w:br/>
     </w:r>

--- a/klagomål/A 59832-2023 FSC-klagomål.docx
+++ b/klagomål/A 59832-2023 FSC-klagomål.docx
@@ -1212,7 +1212,7 @@
     <w:r>
       <w:tab/>
       <w:tab/>
-      <w:t>2026-03-06</w:t>
+      <w:t>2026-03-07</w:t>
       <w:br/>
       <w:br/>
     </w:r>

--- a/klagomål/A 59832-2023 FSC-klagomål.docx
+++ b/klagomål/A 59832-2023 FSC-klagomål.docx
@@ -1212,7 +1212,7 @@
     <w:r>
       <w:tab/>
       <w:tab/>
-      <w:t>2026-03-07</w:t>
+      <w:t>2026-03-08</w:t>
       <w:br/>
       <w:br/>
     </w:r>

--- a/klagomål/A 59832-2023 FSC-klagomål.docx
+++ b/klagomål/A 59832-2023 FSC-klagomål.docx
@@ -1212,7 +1212,7 @@
     <w:r>
       <w:tab/>
       <w:tab/>
-      <w:t>2026-03-08</w:t>
+      <w:t>2026-03-09</w:t>
       <w:br/>
       <w:br/>
     </w:r>

--- a/klagomål/A 59832-2023 FSC-klagomål.docx
+++ b/klagomål/A 59832-2023 FSC-klagomål.docx
@@ -1212,7 +1212,7 @@
     <w:r>
       <w:tab/>
       <w:tab/>
-      <w:t>2026-03-09</w:t>
+      <w:t>2026-03-10</w:t>
       <w:br/>
       <w:br/>
     </w:r>

--- a/klagomål/A 59832-2023 FSC-klagomål.docx
+++ b/klagomål/A 59832-2023 FSC-klagomål.docx
@@ -464,7 +464,7 @@
         <w:t>9010 Taiga</w:t>
       </w:r>
       <w:r>
-        <w:t xml:space="preserve"> och prioriterad art i Skogsvårdslagen, är en mycket stationär fågel, som häckar i äldre, slutna och hänglavsrika barrskogar. Reviren är livslånga med hemområden som varierar mellan 50 och 150 ha. Inom ett revir av hög kvalitet finns det som regel ett eller flera kärnområden (1–20 ha) med relativt tät flerskiktad granskog. Arten missgynnas när flerskiktad skog omförs till enskiktade bestånd och även röjning och hård gallring är starkt negativt. Lavskrikan har relativt stora hemområden och försvinner när den äldre skogen fragmenteras, särskilt allvarligt är när kärnområdena avverkas. (Skogsstyrelsen 2016). Populationen har minskat med 20–40 % de senaste 30 åren. Arten försvinner successivt framför allt vid dess utbredningsgränser (SLU Artdatabanken, 2021).</w:t>
+        <w:t xml:space="preserve"> och prioriterad art i Skogsvårdslagen, är en mycket stationär fågel, som häckar i äldre, slutna och hänglavsrika barrskogar. Reviren är livslånga med hemområden som varierar mellan 50 och 150 ha. Inom ett revir av hög kvalitet finns det som regel ett eller flera kärnområden (1–20 ha) med relativt tät flerskiktad granskog. Arten missgynnas när flerskiktad skog omförs till enskiktade bestånd och även röjning och hård gallring är starkt negativt. Lavskrikan har relativt stora hemområden och försvinner när den äldre skogen fragmenteras, särskilt allvarligt är när kärnområdena avverkas. Arten försvinner successivt framför allt vid dess utbredningsgränser och populationen har minskat med 20–40 % de senaste 30 åren (SLU Artdatabanken, 2021; Skogsstyrelsen 2016).</w:t>
       </w:r>
     </w:p>
     <w:p>
@@ -475,7 +475,7 @@
         <w:t>Spillkråka (NT, §4)</w:t>
       </w:r>
       <w:r>
-        <w:t xml:space="preserve"> är rödlistad som nära hotad och ingår i bilaga 1 i EU:s fågeldirektiv. Den minskar i population på grund av minskad tillgång på lämpliga bo- och födoträd och minskad födotillgång. Spillkråkans minskningstakt har uppgått till 19 (24–10) % under de senaste 15 åren. Minskningstakten för den svenska populationen bedöms vara nära gränsvärdet för Sårbar (VU) (A2bc). Skogsbruk med korta omloppstider och täta, homogena ungskogar utgör det största hotet. Spillkråka är typisk art för </w:t>
+        <w:t xml:space="preserve"> är rödlistad som nära hotad och ingår i bilaga 1 i EU:s fågeldirektiv. Den minskar i population på grund av minskad tillgång på lämpliga bo- och födoträd och minskad födotillgång. Spillkråkans minskningstakt har uppgått till 19 (24–10) % under de senaste 15 åren och bedöms vara nära gränsvärdet för Sårbar (VU) (A2bc). Spillkråka är en nyckelart i skogliga miljöer vars övergivna bohål utnyttjas av flera andra hålhäckande fågelarter och fladdermöss. Den behöver grova träd, främst tall, asp och bok som boträd. Skogsbruk med korta omloppstider och täta, homogena ungskogar utgör det största hotet. Spillkråka är typisk art för </w:t>
       </w:r>
       <w:r>
         <w:rPr>
@@ -493,7 +493,7 @@
         <w:t xml:space="preserve"> 9740 Skogsbevuxen myr </w:t>
       </w:r>
       <w:r>
-        <w:t>(SLU Artdatabanken, 2023).</w:t>
+        <w:t>(SLU Artdatabanken, 2025; Skogsstyrelsen 2016).</w:t>
       </w:r>
     </w:p>
     <w:p>
@@ -883,7 +883,7 @@
     </w:p>
     <w:p>
       <w:r>
-        <w:t xml:space="preserve">SLU Artdatabanken, 2021. </w:t>
+        <w:t xml:space="preserve">SLU Artdatabanken, 2022. </w:t>
       </w:r>
       <w:r>
         <w:rPr>
@@ -1054,7 +1054,7 @@
         <w:t xml:space="preserve"> 9740 Skogsbevuxen myr</w:t>
       </w:r>
       <w:r>
-        <w:t xml:space="preserve"> och ingår i bilaga 1 i EU:s fågeldirektiv. Spillkråka lever i både barr- och blandskog liksom i ren lövskog. De tätaste populationerna tenderar att finnas i äldre, variationsrik blandskog med gott om död ved och gamla träd.</w:t>
+        <w:t xml:space="preserve"> och ingår i bilaga 1 i EU:s fågeldirektiv. Spillkråka lever i både barr- och blandskog liksom i ren lövskog. De tätaste populationerna tenderar att finnas i äldre, variationsrik blandskog med gott om död ved och gamla träd. Spillkråka är en nyckelart i skogliga miljöer vars övergivna bohål utnyttjas av flera andra hålhäckande fågelarter och fladdermöss (SLU Artdatabanken, 2023; Skogsstyrelsen 2016).</w:t>
       </w:r>
     </w:p>
     <w:p>
@@ -1072,7 +1072,21 @@
     </w:p>
     <w:p>
       <w:r>
-        <w:t xml:space="preserve">SLU Artdatabanken, 2021. </w:t>
+        <w:t xml:space="preserve">Skogsstyrelsen, 2016. </w:t>
+      </w:r>
+      <w:r>
+        <w:rPr>
+          <w:i/>
+        </w:rPr>
+        <w:t xml:space="preserve">Vägledning för hänsyn till spillkråka. </w:t>
+      </w:r>
+      <w:r>
+        <w:t>Vägledningar och kunskapsstöd artskydd – Skogsstyrelsen.</w:t>
+      </w:r>
+    </w:p>
+    <w:p>
+      <w:r>
+        <w:t xml:space="preserve">SLU Artdatabanken, 2023. </w:t>
       </w:r>
       <w:r>
         <w:rPr>
@@ -1212,7 +1226,7 @@
     <w:r>
       <w:tab/>
       <w:tab/>
-      <w:t>2026-03-10</w:t>
+      <w:t>2026-03-11</w:t>
       <w:br/>
       <w:br/>
     </w:r>

--- a/klagomål/A 59832-2023 FSC-klagomål.docx
+++ b/klagomål/A 59832-2023 FSC-klagomål.docx
@@ -1226,7 +1226,7 @@
     <w:r>
       <w:tab/>
       <w:tab/>
-      <w:t>2026-03-11</w:t>
+      <w:t>2026-03-12</w:t>
       <w:br/>
       <w:br/>
     </w:r>

--- a/klagomål/A 59832-2023 FSC-klagomål.docx
+++ b/klagomål/A 59832-2023 FSC-klagomål.docx
@@ -1226,7 +1226,7 @@
     <w:r>
       <w:tab/>
       <w:tab/>
-      <w:t>2026-03-12</w:t>
+      <w:t>2026-03-13</w:t>
       <w:br/>
       <w:br/>
     </w:r>

--- a/klagomål/A 59832-2023 FSC-klagomål.docx
+++ b/klagomål/A 59832-2023 FSC-klagomål.docx
@@ -1243,7 +1243,7 @@
     <w:r>
       <w:tab/>
       <w:tab/>
-      <w:t>2026-04-14</w:t>
+      <w:t>2026-04-15</w:t>
       <w:br/>
       <w:br/>
     </w:r>

--- a/klagomål/A 59832-2023 FSC-klagomål.docx
+++ b/klagomål/A 59832-2023 FSC-klagomål.docx
@@ -1243,7 +1243,7 @@
     <w:r>
       <w:tab/>
       <w:tab/>
-      <w:t>2026-04-15</w:t>
+      <w:t>2026-04-16</w:t>
       <w:br/>
       <w:br/>
     </w:r>

--- a/klagomål/A 59832-2023 FSC-klagomål.docx
+++ b/klagomål/A 59832-2023 FSC-klagomål.docx
@@ -1243,7 +1243,7 @@
     <w:r>
       <w:tab/>
       <w:tab/>
-      <w:t>2026-04-16</w:t>
+      <w:t>2026-04-17</w:t>
       <w:br/>
       <w:br/>
     </w:r>

--- a/klagomål/A 59832-2023 FSC-klagomål.docx
+++ b/klagomål/A 59832-2023 FSC-klagomål.docx
@@ -1243,7 +1243,7 @@
     <w:r>
       <w:tab/>
       <w:tab/>
-      <w:t>2026-04-17</w:t>
+      <w:t>2026-04-18</w:t>
       <w:br/>
       <w:br/>
     </w:r>

--- a/klagomål/A 59832-2023 FSC-klagomål.docx
+++ b/klagomål/A 59832-2023 FSC-klagomål.docx
@@ -428,7 +428,7 @@
         <w:t>Pletocarpon nephromeum</w:t>
       </w:r>
       <w:r>
-        <w:t xml:space="preserve"> (EN), som växer på stuplav. Ytterligare två sällsynta lavparasiter, </w:t>
+        <w:t xml:space="preserve"> (EN), som växer på stuplav. Ytterligare tre sällsynta lavparasiter, </w:t>
       </w:r>
       <w:r>
         <w:rPr>
@@ -437,7 +437,7 @@
         <w:t>Protounguicularia nephromatis</w:t>
       </w:r>
       <w:r>
-        <w:t xml:space="preserve"> (VU) och </w:t>
+        <w:t xml:space="preserve"> (VU), </w:t>
       </w:r>
       <w:r>
         <w:rPr>
@@ -446,7 +446,16 @@
         <w:t>Refractohilum galligenum</w:t>
       </w:r>
       <w:r>
-        <w:t xml:space="preserve"> (NT), kan också påträffas på stuplav. Stuplav är typisk art för </w:t>
+        <w:t xml:space="preserve"> (NT) och </w:t>
+      </w:r>
+      <w:r>
+        <w:rPr>
+          <w:i/>
+        </w:rPr>
+        <w:t>Roselliniella nephromatis</w:t>
+      </w:r>
+      <w:r>
+        <w:t xml:space="preserve"> (DD), kan också påträffas på stuplav. Stuplav är typisk art för </w:t>
       </w:r>
       <w:r>
         <w:rPr>
@@ -1243,7 +1252,7 @@
     <w:r>
       <w:tab/>
       <w:tab/>
-      <w:t>2026-04-18</w:t>
+      <w:t>2026-04-19</w:t>
       <w:br/>
       <w:br/>
     </w:r>

--- a/klagomål/A 59832-2023 FSC-klagomål.docx
+++ b/klagomål/A 59832-2023 FSC-klagomål.docx
@@ -1252,7 +1252,7 @@
     <w:r>
       <w:tab/>
       <w:tab/>
-      <w:t>2026-04-19</w:t>
+      <w:t>2026-04-20</w:t>
       <w:br/>
       <w:br/>
     </w:r>

--- a/klagomål/A 59832-2023 FSC-klagomål.docx
+++ b/klagomål/A 59832-2023 FSC-klagomål.docx
@@ -1252,7 +1252,7 @@
     <w:r>
       <w:tab/>
       <w:tab/>
-      <w:t>2026-04-20</w:t>
+      <w:t>2026-04-21</w:t>
       <w:br/>
       <w:br/>
     </w:r>

--- a/klagomål/A 59832-2023 FSC-klagomål.docx
+++ b/klagomål/A 59832-2023 FSC-klagomål.docx
@@ -1252,7 +1252,7 @@
     <w:r>
       <w:tab/>
       <w:tab/>
-      <w:t>2026-04-21</w:t>
+      <w:t>2026-04-22</w:t>
       <w:br/>
       <w:br/>
     </w:r>

--- a/klagomål/A 59832-2023 FSC-klagomål.docx
+++ b/klagomål/A 59832-2023 FSC-klagomål.docx
@@ -1252,7 +1252,7 @@
     <w:r>
       <w:tab/>
       <w:tab/>
-      <w:t>2026-04-22</w:t>
+      <w:t>2026-04-23</w:t>
       <w:br/>
       <w:br/>
     </w:r>

--- a/klagomål/A 59832-2023 FSC-klagomål.docx
+++ b/klagomål/A 59832-2023 FSC-klagomål.docx
@@ -1252,7 +1252,7 @@
     <w:r>
       <w:tab/>
       <w:tab/>
-      <w:t>2026-04-23</w:t>
+      <w:t>2026-04-24</w:t>
       <w:br/>
       <w:br/>
     </w:r>

--- a/klagomål/A 59832-2023 FSC-klagomål.docx
+++ b/klagomål/A 59832-2023 FSC-klagomål.docx
@@ -1252,7 +1252,7 @@
     <w:r>
       <w:tab/>
       <w:tab/>
-      <w:t>2026-04-24</w:t>
+      <w:t>2026-04-25</w:t>
       <w:br/>
       <w:br/>
     </w:r>

--- a/klagomål/A 59832-2023 FSC-klagomål.docx
+++ b/klagomål/A 59832-2023 FSC-klagomål.docx
@@ -1252,7 +1252,7 @@
     <w:r>
       <w:tab/>
       <w:tab/>
-      <w:t>2026-04-25</w:t>
+      <w:t>2026-04-26</w:t>
       <w:br/>
       <w:br/>
     </w:r>

--- a/klagomål/A 59832-2023 FSC-klagomål.docx
+++ b/klagomål/A 59832-2023 FSC-klagomål.docx
@@ -1252,7 +1252,7 @@
     <w:r>
       <w:tab/>
       <w:tab/>
-      <w:t>2026-04-26</w:t>
+      <w:t>2026-04-27</w:t>
       <w:br/>
       <w:br/>
     </w:r>

--- a/klagomål/A 59832-2023 FSC-klagomål.docx
+++ b/klagomål/A 59832-2023 FSC-klagomål.docx
@@ -1252,7 +1252,7 @@
     <w:r>
       <w:tab/>
       <w:tab/>
-      <w:t>2026-04-27</w:t>
+      <w:t>2026-04-28</w:t>
       <w:br/>
       <w:br/>
     </w:r>

--- a/klagomål/A 59832-2023 FSC-klagomål.docx
+++ b/klagomål/A 59832-2023 FSC-klagomål.docx
@@ -1252,7 +1252,7 @@
     <w:r>
       <w:tab/>
       <w:tab/>
-      <w:t>2026-04-28</w:t>
+      <w:t>2026-04-29</w:t>
       <w:br/>
       <w:br/>
     </w:r>

--- a/klagomål/A 59832-2023 FSC-klagomål.docx
+++ b/klagomål/A 59832-2023 FSC-klagomål.docx
@@ -1252,7 +1252,7 @@
     <w:r>
       <w:tab/>
       <w:tab/>
-      <w:t>2026-04-29</w:t>
+      <w:t>2026-04-30</w:t>
       <w:br/>
       <w:br/>
     </w:r>

--- a/klagomål/A 59832-2023 FSC-klagomål.docx
+++ b/klagomål/A 59832-2023 FSC-klagomål.docx
@@ -1252,7 +1252,7 @@
     <w:r>
       <w:tab/>
       <w:tab/>
-      <w:t>2026-05-16</w:t>
+      <w:t>2026-05-17</w:t>
       <w:br/>
       <w:br/>
     </w:r>

--- a/klagomål/A 59832-2023 FSC-klagomål.docx
+++ b/klagomål/A 59832-2023 FSC-klagomål.docx
@@ -1252,7 +1252,7 @@
     <w:r>
       <w:tab/>
       <w:tab/>
-      <w:t>2026-05-17</w:t>
+      <w:t>2026-05-18</w:t>
       <w:br/>
       <w:br/>
     </w:r>

--- a/klagomål/A 59832-2023 FSC-klagomål.docx
+++ b/klagomål/A 59832-2023 FSC-klagomål.docx
@@ -1252,7 +1252,7 @@
     <w:r>
       <w:tab/>
       <w:tab/>
-      <w:t>2026-05-18</w:t>
+      <w:t>2026-05-19</w:t>
       <w:br/>
       <w:br/>
     </w:r>

--- a/klagomål/A 59832-2023 FSC-klagomål.docx
+++ b/klagomål/A 59832-2023 FSC-klagomål.docx
@@ -1252,7 +1252,7 @@
     <w:r>
       <w:tab/>
       <w:tab/>
-      <w:t>2026-05-19</w:t>
+      <w:t>2026-05-20</w:t>
       <w:br/>
       <w:br/>
     </w:r>

--- a/klagomål/A 59832-2023 FSC-klagomål.docx
+++ b/klagomål/A 59832-2023 FSC-klagomål.docx
@@ -1252,7 +1252,7 @@
     <w:r>
       <w:tab/>
       <w:tab/>
-      <w:t>2026-05-20</w:t>
+      <w:t>2026-05-21</w:t>
       <w:br/>
       <w:br/>
     </w:r>

--- a/klagomål/A 59832-2023 FSC-klagomål.docx
+++ b/klagomål/A 59832-2023 FSC-klagomål.docx
@@ -1252,7 +1252,7 @@
     <w:r>
       <w:tab/>
       <w:tab/>
-      <w:t>2026-05-21</w:t>
+      <w:t>2026-05-22</w:t>
       <w:br/>
       <w:br/>
     </w:r>

--- a/klagomål/A 59832-2023 FSC-klagomål.docx
+++ b/klagomål/A 59832-2023 FSC-klagomål.docx
@@ -1252,7 +1252,7 @@
     <w:r>
       <w:tab/>
       <w:tab/>
-      <w:t>2026-05-22</w:t>
+      <w:t>2026-05-23</w:t>
       <w:br/>
       <w:br/>
     </w:r>

--- a/klagomål/A 59832-2023 FSC-klagomål.docx
+++ b/klagomål/A 59832-2023 FSC-klagomål.docx
@@ -1252,7 +1252,7 @@
     <w:r>
       <w:tab/>
       <w:tab/>
-      <w:t>2026-05-23</w:t>
+      <w:t>2026-05-24</w:t>
       <w:br/>
       <w:br/>
     </w:r>

--- a/klagomål/A 59832-2023 FSC-klagomål.docx
+++ b/klagomål/A 59832-2023 FSC-klagomål.docx
@@ -1252,7 +1252,7 @@
     <w:r>
       <w:tab/>
       <w:tab/>
-      <w:t>2026-05-24</w:t>
+      <w:t>2026-05-25</w:t>
       <w:br/>
       <w:br/>
     </w:r>

--- a/klagomål/A 59832-2023 FSC-klagomål.docx
+++ b/klagomål/A 59832-2023 FSC-klagomål.docx
@@ -1252,7 +1252,7 @@
     <w:r>
       <w:tab/>
       <w:tab/>
-      <w:t>2026-05-25</w:t>
+      <w:t>2026-05-26</w:t>
       <w:br/>
       <w:br/>
     </w:r>

--- a/klagomål/A 59832-2023 FSC-klagomål.docx
+++ b/klagomål/A 59832-2023 FSC-klagomål.docx
@@ -1252,7 +1252,7 @@
     <w:r>
       <w:tab/>
       <w:tab/>
-      <w:t>2026-05-26</w:t>
+      <w:t>2026-05-27</w:t>
       <w:br/>
       <w:br/>
     </w:r>

--- a/klagomål/A 59832-2023 FSC-klagomål.docx
+++ b/klagomål/A 59832-2023 FSC-klagomål.docx
@@ -1252,7 +1252,7 @@
     <w:r>
       <w:tab/>
       <w:tab/>
-      <w:t>2026-05-27</w:t>
+      <w:t>2026-05-28</w:t>
       <w:br/>
       <w:br/>
     </w:r>

--- a/klagomål/A 59832-2023 FSC-klagomål.docx
+++ b/klagomål/A 59832-2023 FSC-klagomål.docx
@@ -1252,7 +1252,7 @@
     <w:r>
       <w:tab/>
       <w:tab/>
-      <w:t>2026-05-28</w:t>
+      <w:t>2026-05-29</w:t>
       <w:br/>
       <w:br/>
     </w:r>

--- a/klagomål/A 59832-2023 FSC-klagomål.docx
+++ b/klagomål/A 59832-2023 FSC-klagomål.docx
@@ -1252,7 +1252,7 @@
     <w:r>
       <w:tab/>
       <w:tab/>
-      <w:t>2026-05-29</w:t>
+      <w:t>2026-05-30</w:t>
       <w:br/>
       <w:br/>
     </w:r>

--- a/klagomål/A 59832-2023 FSC-klagomål.docx
+++ b/klagomål/A 59832-2023 FSC-klagomål.docx
@@ -1252,7 +1252,7 @@
     <w:r>
       <w:tab/>
       <w:tab/>
-      <w:t>2026-05-30</w:t>
+      <w:t>2026-05-31</w:t>
       <w:br/>
       <w:br/>
     </w:r>

--- a/klagomål/A 59832-2023 FSC-klagomål.docx
+++ b/klagomål/A 59832-2023 FSC-klagomål.docx
@@ -1252,7 +1252,7 @@
     <w:r>
       <w:tab/>
       <w:tab/>
-      <w:t>2026-05-31</w:t>
+      <w:t>2026-06-01</w:t>
       <w:br/>
       <w:br/>
     </w:r>

--- a/klagomål/A 59832-2023 FSC-klagomål.docx
+++ b/klagomål/A 59832-2023 FSC-klagomål.docx
@@ -1252,7 +1252,7 @@
     <w:r>
       <w:tab/>
       <w:tab/>
-      <w:t>2026-06-15</w:t>
+      <w:t>2026-06-16</w:t>
       <w:br/>
       <w:br/>
     </w:r>

--- a/klagomål/A 59832-2023 FSC-klagomål.docx
+++ b/klagomål/A 59832-2023 FSC-klagomål.docx
@@ -1252,7 +1252,7 @@
     <w:r>
       <w:tab/>
       <w:tab/>
-      <w:t>2026-06-16</w:t>
+      <w:t>2026-06-17</w:t>
       <w:br/>
       <w:br/>
     </w:r>

--- a/klagomål/A 59832-2023 FSC-klagomål.docx
+++ b/klagomål/A 59832-2023 FSC-klagomål.docx
@@ -1,6 +1,6 @@
 
 <file path=word/document.xml><?xml version="1.0" encoding="utf-8"?>
-<w:document xmlns:wpc="http://schemas.microsoft.com/office/word/2010/wordprocessingCanvas" xmlns:cx="http://schemas.microsoft.com/office/drawing/2014/chartex" xmlns:cx1="http://schemas.microsoft.com/office/drawing/2015/9/8/chartex" xmlns:cx2="http://schemas.microsoft.com/office/drawing/2015/10/21/chartex" xmlns:cx3="http://schemas.microsoft.com/office/drawing/2016/5/9/chartex" xmlns:cx4="http://schemas.microsoft.com/office/drawing/2016/5/10/chartex" xmlns:cx5="http://schemas.microsoft.com/office/drawing/2016/5/11/chartex" xmlns:cx6="http://schemas.microsoft.com/office/drawing/2016/5/12/chartex" xmlns:cx7="http://schemas.microsoft.com/office/drawing/2016/5/13/chartex" xmlns:cx8="http://schemas.microsoft.com/office/drawing/2016/5/14/chartex" xmlns:mc="http://schemas.openxmlformats.org/markup-compatibility/2006" xmlns:aink="http://schemas.microsoft.com/office/drawing/2016/ink" xmlns:am3d="http://schemas.microsoft.com/office/drawing/2017/model3d" xmlns:o="urn:schemas-microsoft-com:office:office" xmlns:oel="http://schemas.microsoft.com/office/2019/extlst" xmlns:r="http://schemas.openxmlformats.org/officeDocument/2006/relationships" xmlns:m="http://schemas.openxmlformats.org/officeDocument/2006/math" xmlns:v="urn:schemas-microsoft-com:vml" xmlns:wp14="http://schemas.microsoft.com/office/word/2010/wordprocessingDrawing" xmlns:wp="http://schemas.openxmlformats.org/drawingml/2006/wordprocessingDrawing" xmlns:w10="urn:schemas-microsoft-com:office:word" xmlns:w="http://schemas.openxmlformats.org/wordprocessingml/2006/main" xmlns:w14="http://schemas.microsoft.com/office/word/2010/wordml" xmlns:w15="http://schemas.microsoft.com/office/word/2012/wordml" xmlns:w16cex="http://schemas.microsoft.com/office/word/2018/wordml/cex" xmlns:w16cid="http://schemas.microsoft.com/office/word/2016/wordml/cid" xmlns:w16="http://schemas.microsoft.com/office/word/2018/wordml" xmlns:w16sdtdh="http://schemas.microsoft.com/office/word/2020/wordml/sdtdatahash" xmlns:w16se="http://schemas.microsoft.com/office/word/2015/wordml/symex" xmlns:wpg="http://schemas.microsoft.com/office/word/2010/wordprocessingGroup" xmlns:wpi="http://schemas.microsoft.com/office/word/2010/wordprocessingInk" xmlns:wne="http://schemas.microsoft.com/office/word/2006/wordml" xmlns:wps="http://schemas.microsoft.com/office/word/2010/wordprocessingShape" mc:Ignorable="w14 w15 w16se w16cid w16 w16cex w16sdtdh wp14">
+<w:document xmlns:wpc="http://schemas.microsoft.com/office/word/2010/wordprocessingCanvas" xmlns:cx="http://schemas.microsoft.com/office/drawing/2014/chartex" xmlns:cx1="http://schemas.microsoft.com/office/drawing/2015/9/8/chartex" xmlns:cx2="http://schemas.microsoft.com/office/drawing/2015/10/21/chartex" xmlns:cx3="http://schemas.microsoft.com/office/drawing/2016/5/9/chartex" xmlns:cx4="http://schemas.microsoft.com/office/drawing/2016/5/10/chartex" xmlns:cx5="http://schemas.microsoft.com/office/drawing/2016/5/11/chartex" xmlns:cx6="http://schemas.microsoft.com/office/drawing/2016/5/12/chartex" xmlns:cx7="http://schemas.microsoft.com/office/drawing/2016/5/13/chartex" xmlns:cx8="http://schemas.microsoft.com/office/drawing/2016/5/14/chartex" xmlns:mc="http://schemas.openxmlformats.org/markup-compatibility/2006" xmlns:aink="http://schemas.microsoft.com/office/drawing/2016/ink" xmlns:am3d="http://schemas.microsoft.com/office/drawing/2017/model3d" xmlns:o="urn:schemas-microsoft-com:office:office" xmlns:oel="http://schemas.microsoft.com/office/2019/extlst" xmlns:r="http://schemas.openxmlformats.org/officeDocument/2006/relationships" xmlns:m="http://schemas.openxmlformats.org/officeDocument/2006/math" xmlns:v="urn:schemas-microsoft-com:vml" xmlns:wp14="http://schemas.microsoft.com/office/word/2010/wordprocessingDrawing" xmlns:wp="http://schemas.openxmlformats.org/drawingml/2006/wordprocessingDrawing" xmlns:w10="urn:schemas-microsoft-com:office:word" xmlns:w="http://schemas.openxmlformats.org/wordprocessingml/2006/main" xmlns:w14="http://schemas.microsoft.com/office/word/2010/wordml" xmlns:w15="http://schemas.microsoft.com/office/word/2012/wordml" xmlns:w16cex="http://schemas.microsoft.com/office/word/2018/wordml/cex" xmlns:w16cid="http://schemas.microsoft.com/office/word/2016/wordml/cid" xmlns:w16="http://schemas.microsoft.com/office/word/2018/wordml" xmlns:w16du="http://schemas.microsoft.com/office/word/2023/wordml/word16du" xmlns:w16sdtdh="http://schemas.microsoft.com/office/word/2020/wordml/sdtdatahash" xmlns:w16sdtfl="http://schemas.microsoft.com/office/word/2024/wordml/sdtformatlock" xmlns:w16se="http://schemas.microsoft.com/office/word/2015/wordml/symex" xmlns:wpg="http://schemas.microsoft.com/office/word/2010/wordprocessingGroup" xmlns:wpi="http://schemas.microsoft.com/office/word/2010/wordprocessingInk" xmlns:wne="http://schemas.microsoft.com/office/word/2006/wordml" xmlns:wps="http://schemas.microsoft.com/office/word/2010/wordprocessingShape" mc:Ignorable="w14 w15 w16se w16cid w16 w16cex w16sdtdh w16sdtfl w16du wp14">
   <w:body>
     <w:p>
       <w:r>
@@ -168,7 +168,7 @@
     </w:p>
     <w:p>
       <w:r>
-        <w:t>Detta dokument behandlar höga naturvärden i avverkningsanmälan A 59832-2023 i Piteå kommun. Denna avverkningsanmälan inkom 2023-11-27 00:00:00 och omfattar 10,6 ha.</w:t>
+        <w:t>Detta dokument behandlar höga naturvärden i avverkningsanmälan A 59832-2023 i Piteå kommun som inkom 2023-11-27 och omfattar 10,6 ha.</w:t>
       </w:r>
     </w:p>
     <w:p>
@@ -191,12 +191,15 @@
     </w:p>
     <w:p>
       <w:r>
-        <w:t>I avverkningsanmälan har följande 10 naturvårdsarter hittats: gammelgransskål (NT), garnlav (NT), lunglav (NT), spillkråka (NT, §4), björksplintborre (S), bronshjon (S), skinnlav (S), stuplav (S), vågbandad barkbock (S) och lavskrika (§4). Av dessa är 4 rödlistade. För rödlistade arter har rödlistekategorin angivits inom parentes. Arter som är signalarter enligt Skogsstyrelsen har markerats med (S). För fridlysta arter anges även paragrafen i Artskyddsförordningen som arten är fridlyst enligt.</w:t>
+        <w:t>I och inom 5 meter från avverkningsanmälan har följande 11 naturvårdsarter hittats: garnlav (VU, T), gammelgransskål (NT, T), lavskrika (NT, T, §4), lunglav (NT, T), björksplintborre (S), bronshjon (S, T), myskbock (S), skinnlav (S, T), stuplav (S, T), vågbandad barkbock (S) och spillkråka (T, §4). Av dessa är 4 rödlistade. För rödlistade arter har rödlistekategorin angivits inom parentes. Arter som är signalarter enligt Skogsstyrelsen har markerats med (S). Typiska arter inom Natura 2000 som är kopplade till skogsekosystem har markerats med (T). För fridlysta arter anges även paragrafen i Artskyddsförordningen som arten är fridlyst enligt.</w:t>
       </w:r>
     </w:p>
     <w:p>
       <w:r>
-        <w:t>De påträffade naturvårdsarterna är ett tydligt kvitto på att detta rör sig om en skog med höga naturvärden. I Figur 1 visas en karta över det avverkningsanmälda området, där samtliga fyndplatser för naturvårdsarter som finns registrerade på Artportalen har markerats.</w:t>
+        <w:t>De påträffade naturvårdsarterna är ett tydligt kvitto på att det rör sig om en skog med höga naturvärden.</w:t>
+      </w:r>
+      <w:r>
+        <w:t xml:space="preserve"> I Figur 1 visas fyndplatser för naturvårdsarter i området, som finns registrerade på Artportalen.</w:t>
       </w:r>
     </w:p>
     <w:p>
@@ -206,7 +209,7 @@
       <w:r>
         <w:drawing>
           <wp:inline xmlns:a="http://schemas.openxmlformats.org/drawingml/2006/main" xmlns:pic="http://schemas.openxmlformats.org/drawingml/2006/picture">
-            <wp:extent cx="5486400" cy="4021517"/>
+            <wp:extent cx="5486400" cy="5318603"/>
             <wp:docPr id="1" name="Picture 1"/>
             <wp:cNvGraphicFramePr>
               <a:graphicFrameLocks noChangeAspect="1"/>
@@ -227,7 +230,7 @@
                   <pic:spPr>
                     <a:xfrm>
                       <a:off x="0" y="0"/>
-                      <a:ext cx="5486400" cy="4021517"/>
+                      <a:ext cx="5486400" cy="5318603"/>
                     </a:xfrm>
                     <a:prstGeom prst="rect"/>
                   </pic:spPr>
@@ -241,9 +244,99 @@
     <w:p>
       <w:pPr>
         <w:pStyle w:val="Caption"/>
+        <w:spacing w:after="240"/>
       </w:pPr>
       <w:r>
-        <w:t>Figur 1. Fyndplatser för naturvårdsarter i det avverkningsanmälda området (röd linje). Markörer utan svart kant är placerade på fyndplatsen. Markörer med svart kant är placerade vid sidan av fyndplatsen och har ett svart streck som visar fyndplatsens exakta position. Kartans mittpunktskoordinat är N 7274506, E 780018 i SWEREF 99 TM.</w:t>
+        <w:t>Figur 1. Fyndplatser för naturvårdsarter i och inom 5 meter från avverkningsanmälan (röd linje). Markörer utan svart kant är placerade på fyndplatsen. Markörer med svart kant är placerade vid sidan av fyndplatsen och har ett svart streck som visar fyndplatsens exakta position. Kartans mittpunktskoordinat är N 7274506, E 780018 i SWEREF 99 TM.</w:t>
+      </w:r>
+    </w:p>
+    <w:p>
+      <w:pPr>
+        <w:pStyle w:val="Heading2"/>
+      </w:pPr>
+      <w:r>
+        <w:t>Fridlysta arter</w:t>
+      </w:r>
+    </w:p>
+    <w:p>
+      <w:r>
+        <w:t>Följande fridlysta arter har sina livsmiljöer och växtplatser i den avverkningsanmälda skogen: lavskrika (NT, T, §4) och spillkråka (T, §4).</w:t>
+      </w:r>
+    </w:p>
+    <w:p>
+      <w:r>
+        <w:t xml:space="preserve">Observera att medlemsländerna är skyldiga att agera i enlighet med EU:s fågeldirektiv där det uttryckligen står att direktivet gäller för fåglar samt för deras ägg, bon och </w:t>
+      </w:r>
+      <w:r>
+        <w:rPr>
+          <w:b/>
+        </w:rPr>
+        <w:t xml:space="preserve">livsmiljöer </w:t>
+      </w:r>
+      <w:r>
+        <w:t>(artikel 1). Vidare att de åtgärder som vidtas inte får leda till en försämring av den nuvarande situationen beträffande bevarandet av de fågelarter som avses i artikel 1 (artikel 13). Fågeldirektivet är styrande för tillsynsansvariga myndigheters ärendehantering, ställningstaganden och beslutsfattande.</w:t>
+      </w:r>
+    </w:p>
+    <w:p>
+      <w:r>
+        <w:rPr>
+          <w:b/>
+        </w:rPr>
+        <w:t>Lavskrika (NT, §4)</w:t>
+      </w:r>
+      <w:r>
+        <w:t xml:space="preserve"> är rödlistad som nära hotad och fridlyst enligt 4§ artskyddsförordningen. Den har minskat med 20 (10–30) % under de senaste 15 åren och minskningstakten bedöms vara nära gränsvärdet för sårbar (VU). Lavskrikan är en mycket stationär fågel, som häckar i äldre, slutna och hänglavsrika barrskogar. Nyckelfaktorer är flerskiktad skog med rik undervegetation samt riklig förekomst av hänglavar. Reviren är livslånga med hemområden som varierar mellan 50 och 150 ha. Inom ett revir av hög kvalitet finns det som regel ett eller flera kärnområden (1–20 ha) med relativt tät flerskiktad granskog. Arten missgynnas när flerskiktad skog omförs till enskiktade bestånd och även röjning och hård gallring är starkt negativt. Lavskrikan har relativt stora hemområden och försvinner när den äldre skogen fragmenteras, särskilt allvarligt är när kärnområdena avverkas. Den försvinner successivt framför allt vid dess utbredningsgränser och populationen har minskat kontinuerligt under 2000-talet. Lavskrika är typisk art för </w:t>
+      </w:r>
+      <w:r>
+        <w:rPr>
+          <w:i/>
+        </w:rPr>
+        <w:t>9010 Taiga</w:t>
+      </w:r>
+      <w:r>
+        <w:t xml:space="preserve"> (SLU Artdatabanken, 2026; Skogsstyrelsen 2016).</w:t>
+      </w:r>
+    </w:p>
+    <w:p>
+      <w:r>
+        <w:rPr>
+          <w:b/>
+        </w:rPr>
+        <w:t>Spillkråka (§4)</w:t>
+      </w:r>
+      <w:r>
+        <w:t xml:space="preserve"> omfattas av bilaga 1 i EU:s fågeldirektiv och är typisk art för </w:t>
+      </w:r>
+      <w:r>
+        <w:rPr>
+          <w:i/>
+        </w:rPr>
+        <w:t xml:space="preserve">9010 Taiga </w:t>
+      </w:r>
+      <w:r>
+        <w:t>och</w:t>
+      </w:r>
+      <w:r>
+        <w:rPr>
+          <w:i/>
+        </w:rPr>
+        <w:t xml:space="preserve"> 9740 Skogsbevuxen myr</w:t>
+      </w:r>
+      <w:r>
+        <w:t>. Den behöver grova träd, främst tall, asp och bok som boträd. Skogsbruk med korta omloppstider och täta, homogena ungskogar utgör det största hotet. Spillkråka är en nyckelart i skogliga miljöer vars övergivna bohål utnyttjas av flera andra hålhäckande fågelarter och fladdermöss, däribland pärluggla (EN, §4), knipa (§4), salskrake (§4) och skogsduva (§4). Hökuggla (VU, §4) och slaguggla (§4) häckar ofta i högstubbar som brutits av i höjd med ett gammalt spillkråkebo (SLU Artdatabanken, 2026; Skogsstyrelsen, 2016).</w:t>
+      </w:r>
+    </w:p>
+    <w:p>
+      <w:r>
+        <w:t>I BILAGA 1 finns mer detaljerad information om ekologi samt krav på livsmiljö hos fridlysta arter.</w:t>
+      </w:r>
+    </w:p>
+    <w:p>
+      <w:pPr>
+        <w:pStyle w:val="Heading2"/>
+      </w:pPr>
+      <w:r>
+        <w:t>Övriga naturvårdsarter</w:t>
       </w:r>
     </w:p>
     <w:p>
@@ -483,87 +576,6 @@
         <w:pStyle w:val="Heading1"/>
       </w:pPr>
       <w:r>
-        <w:t>Fridlysta arter</w:t>
-      </w:r>
-    </w:p>
-    <w:p>
-      <w:r>
-        <w:t>Följande fridlysta arter har sina livsmiljöer och växtplatser i den avverkningsanmälda skogen: spillkråka (NT, §4) och lavskrika (§4).</w:t>
-      </w:r>
-    </w:p>
-    <w:p>
-      <w:r>
-        <w:t xml:space="preserve">Observera att medlemsländerna är skyldiga att agera i enlighet med EU:s fågeldirektiv där det uttryckligen står att direktivet gäller för fåglar samt för deras ägg, bon och </w:t>
-      </w:r>
-      <w:r>
-        <w:rPr>
-          <w:b/>
-        </w:rPr>
-        <w:t xml:space="preserve">livsmiljöer </w:t>
-      </w:r>
-      <w:r>
-        <w:t>(artikel 1). Vidare att de åtgärder som vidtas inte får leda till en försämring av den nuvarande situationen beträffande bevarandet av de fågelarter som avses i artikel 1 (artikel 13). Fågeldirektivet är styrande för tillsynsansvariga myndigheters ärendehantering, ställningstaganden och beslutsfattande.</w:t>
-      </w:r>
-    </w:p>
-    <w:p>
-      <w:r>
-        <w:rPr>
-          <w:b/>
-        </w:rPr>
-        <w:t>Lavskrika (NT, §4)</w:t>
-      </w:r>
-      <w:r>
-        <w:t xml:space="preserve"> är rödlistad som nära hotad och fridlyst enligt 4§ artskyddsförordningen. Den har minskat med 20 (10–30) % under de senaste 15 åren och minskningstakten bedöms vara nära gränsvärdet för sårbar (VU). Lavskrikan är en mycket stationär fågel, som häckar i äldre, slutna och hänglavsrika barrskogar. Nyckelfaktorer är flerskiktad skog med rik undervegetation samt riklig förekomst av hänglavar. Reviren är livslånga med hemområden som varierar mellan 50 och 150 ha. Inom ett revir av hög kvalitet finns det som regel ett eller flera kärnområden (1–20 ha) med relativt tät flerskiktad granskog. Arten missgynnas när flerskiktad skog omförs till enskiktade bestånd och även röjning och hård gallring är starkt negativt. Lavskrikan har relativt stora hemområden och försvinner när den äldre skogen fragmenteras, särskilt allvarligt är när kärnområdena avverkas. Den försvinner successivt framför allt vid dess utbredningsgränser och populationen har minskat kontinuerligt under 2000-talet. Lavskrika är typisk art för </w:t>
-      </w:r>
-      <w:r>
-        <w:rPr>
-          <w:i/>
-        </w:rPr>
-        <w:t>9010 Taiga</w:t>
-      </w:r>
-      <w:r>
-        <w:t xml:space="preserve"> (SLU Artdatabanken, 2026; Skogsstyrelsen 2016).</w:t>
-      </w:r>
-    </w:p>
-    <w:p>
-      <w:r>
-        <w:rPr>
-          <w:b/>
-        </w:rPr>
-        <w:t>Spillkråka (§4)</w:t>
-      </w:r>
-      <w:r>
-        <w:t xml:space="preserve"> omfattas av bilaga 1 i EU:s fågeldirektiv och är typisk art för </w:t>
-      </w:r>
-      <w:r>
-        <w:rPr>
-          <w:i/>
-        </w:rPr>
-        <w:t xml:space="preserve">9010 Taiga </w:t>
-      </w:r>
-      <w:r>
-        <w:t>och</w:t>
-      </w:r>
-      <w:r>
-        <w:rPr>
-          <w:i/>
-        </w:rPr>
-        <w:t xml:space="preserve"> 9740 Skogsbevuxen myr</w:t>
-      </w:r>
-      <w:r>
-        <w:t>. Den behöver grova träd, främst tall, asp och bok som boträd. Skogsbruk med korta omloppstider och täta, homogena ungskogar utgör det största hotet. Spillkråka är en nyckelart i skogliga miljöer vars övergivna bohål utnyttjas av flera andra hålhäckande fågelarter och fladdermöss, däribland pärluggla (EN, §4), knipa (§4), salskrake (§4) och skogsduva (§4). Hökuggla (VU, §4) och slaguggla (§4) häckar ofta i högstubbar som brutits av i höjd med ett gammalt spillkråkebo (SLU Artdatabanken, 2026; Skogsstyrelsen, 2016).</w:t>
-      </w:r>
-    </w:p>
-    <w:p>
-      <w:r>
-        <w:t>I BILAGA 1 finns mer detaljerad information om ekologi samt krav på livsmiljö hos fridlysta arter.</w:t>
-      </w:r>
-    </w:p>
-    <w:p>
-      <w:pPr>
-        <w:pStyle w:val="Heading1"/>
-      </w:pPr>
-      <w:r>
         <w:t>Certifiering</w:t>
       </w:r>
     </w:p>
@@ -665,7 +677,7 @@
         <w:rPr>
           <w:i/>
         </w:rPr>
-        <w:t>I det avverkningsanmälda skogsområdet har 10 naturvårdsarter varav 4 rödlistade arter sina livsmiljöer och växtplatser.</w:t>
+        <w:t>I det avverkningsanmälda skogsområdet har 11 naturvårdsarter varav 4 rödlistade arter sina livsmiljöer och växtplatser.</w:t>
       </w:r>
     </w:p>
     <w:p>
@@ -1142,7 +1154,7 @@
 </file>
 
 <file path=word/endnotes.xml><?xml version="1.0" encoding="utf-8"?>
-<w:endnotes xmlns:wpc="http://schemas.microsoft.com/office/word/2010/wordprocessingCanvas" xmlns:cx="http://schemas.microsoft.com/office/drawing/2014/chartex" xmlns:cx1="http://schemas.microsoft.com/office/drawing/2015/9/8/chartex" xmlns:cx2="http://schemas.microsoft.com/office/drawing/2015/10/21/chartex" xmlns:cx3="http://schemas.microsoft.com/office/drawing/2016/5/9/chartex" xmlns:cx4="http://schemas.microsoft.com/office/drawing/2016/5/10/chartex" xmlns:cx5="http://schemas.microsoft.com/office/drawing/2016/5/11/chartex" xmlns:cx6="http://schemas.microsoft.com/office/drawing/2016/5/12/chartex" xmlns:cx7="http://schemas.microsoft.com/office/drawing/2016/5/13/chartex" xmlns:cx8="http://schemas.microsoft.com/office/drawing/2016/5/14/chartex" xmlns:mc="http://schemas.openxmlformats.org/markup-compatibility/2006" xmlns:aink="http://schemas.microsoft.com/office/drawing/2016/ink" xmlns:am3d="http://schemas.microsoft.com/office/drawing/2017/model3d" xmlns:o="urn:schemas-microsoft-com:office:office" xmlns:oel="http://schemas.microsoft.com/office/2019/extlst" xmlns:r="http://schemas.openxmlformats.org/officeDocument/2006/relationships" xmlns:m="http://schemas.openxmlformats.org/officeDocument/2006/math" xmlns:v="urn:schemas-microsoft-com:vml" xmlns:wp14="http://schemas.microsoft.com/office/word/2010/wordprocessingDrawing" xmlns:wp="http://schemas.openxmlformats.org/drawingml/2006/wordprocessingDrawing" xmlns:w10="urn:schemas-microsoft-com:office:word" xmlns:w="http://schemas.openxmlformats.org/wordprocessingml/2006/main" xmlns:w14="http://schemas.microsoft.com/office/word/2010/wordml" xmlns:w15="http://schemas.microsoft.com/office/word/2012/wordml" xmlns:w16cex="http://schemas.microsoft.com/office/word/2018/wordml/cex" xmlns:w16cid="http://schemas.microsoft.com/office/word/2016/wordml/cid" xmlns:w16="http://schemas.microsoft.com/office/word/2018/wordml" xmlns:w16sdtdh="http://schemas.microsoft.com/office/word/2020/wordml/sdtdatahash" xmlns:w16se="http://schemas.microsoft.com/office/word/2015/wordml/symex" xmlns:wpg="http://schemas.microsoft.com/office/word/2010/wordprocessingGroup" xmlns:wpi="http://schemas.microsoft.com/office/word/2010/wordprocessingInk" xmlns:wne="http://schemas.microsoft.com/office/word/2006/wordml" xmlns:wps="http://schemas.microsoft.com/office/word/2010/wordprocessingShape" mc:Ignorable="w14 w15 w16se w16cid w16 w16cex w16sdtdh wp14">
+<w:endnotes xmlns:wpc="http://schemas.microsoft.com/office/word/2010/wordprocessingCanvas" xmlns:cx="http://schemas.microsoft.com/office/drawing/2014/chartex" xmlns:cx1="http://schemas.microsoft.com/office/drawing/2015/9/8/chartex" xmlns:cx2="http://schemas.microsoft.com/office/drawing/2015/10/21/chartex" xmlns:cx3="http://schemas.microsoft.com/office/drawing/2016/5/9/chartex" xmlns:cx4="http://schemas.microsoft.com/office/drawing/2016/5/10/chartex" xmlns:cx5="http://schemas.microsoft.com/office/drawing/2016/5/11/chartex" xmlns:cx6="http://schemas.microsoft.com/office/drawing/2016/5/12/chartex" xmlns:cx7="http://schemas.microsoft.com/office/drawing/2016/5/13/chartex" xmlns:cx8="http://schemas.microsoft.com/office/drawing/2016/5/14/chartex" xmlns:mc="http://schemas.openxmlformats.org/markup-compatibility/2006" xmlns:aink="http://schemas.microsoft.com/office/drawing/2016/ink" xmlns:am3d="http://schemas.microsoft.com/office/drawing/2017/model3d" xmlns:o="urn:schemas-microsoft-com:office:office" xmlns:oel="http://schemas.microsoft.com/office/2019/extlst" xmlns:r="http://schemas.openxmlformats.org/officeDocument/2006/relationships" xmlns:m="http://schemas.openxmlformats.org/officeDocument/2006/math" xmlns:v="urn:schemas-microsoft-com:vml" xmlns:wp14="http://schemas.microsoft.com/office/word/2010/wordprocessingDrawing" xmlns:wp="http://schemas.openxmlformats.org/drawingml/2006/wordprocessingDrawing" xmlns:w10="urn:schemas-microsoft-com:office:word" xmlns:w="http://schemas.openxmlformats.org/wordprocessingml/2006/main" xmlns:w14="http://schemas.microsoft.com/office/word/2010/wordml" xmlns:w15="http://schemas.microsoft.com/office/word/2012/wordml" xmlns:w16cex="http://schemas.microsoft.com/office/word/2018/wordml/cex" xmlns:w16cid="http://schemas.microsoft.com/office/word/2016/wordml/cid" xmlns:w16="http://schemas.microsoft.com/office/word/2018/wordml" xmlns:w16du="http://schemas.microsoft.com/office/word/2023/wordml/word16du" xmlns:w16sdtdh="http://schemas.microsoft.com/office/word/2020/wordml/sdtdatahash" xmlns:w16sdtfl="http://schemas.microsoft.com/office/word/2024/wordml/sdtformatlock" xmlns:w16se="http://schemas.microsoft.com/office/word/2015/wordml/symex" xmlns:wpg="http://schemas.microsoft.com/office/word/2010/wordprocessingGroup" xmlns:wpi="http://schemas.microsoft.com/office/word/2010/wordprocessingInk" xmlns:wne="http://schemas.microsoft.com/office/word/2006/wordml" xmlns:wps="http://schemas.microsoft.com/office/word/2010/wordprocessingShape" mc:Ignorable="w14 w15 w16se w16cid w16 w16cex w16sdtdh w16sdtfl w16du wp14">
   <w:endnote w:type="separator" w:id="-1">
     <w:p>
       <w:pPr>
@@ -1167,7 +1179,7 @@
 </file>
 
 <file path=word/footer1.xml><?xml version="1.0" encoding="utf-8"?>
-<w:ftr xmlns:wpc="http://schemas.microsoft.com/office/word/2010/wordprocessingCanvas" xmlns:cx="http://schemas.microsoft.com/office/drawing/2014/chartex" xmlns:cx1="http://schemas.microsoft.com/office/drawing/2015/9/8/chartex" xmlns:cx2="http://schemas.microsoft.com/office/drawing/2015/10/21/chartex" xmlns:cx3="http://schemas.microsoft.com/office/drawing/2016/5/9/chartex" xmlns:cx4="http://schemas.microsoft.com/office/drawing/2016/5/10/chartex" xmlns:cx5="http://schemas.microsoft.com/office/drawing/2016/5/11/chartex" xmlns:cx6="http://schemas.microsoft.com/office/drawing/2016/5/12/chartex" xmlns:cx7="http://schemas.microsoft.com/office/drawing/2016/5/13/chartex" xmlns:cx8="http://schemas.microsoft.com/office/drawing/2016/5/14/chartex" xmlns:mc="http://schemas.openxmlformats.org/markup-compatibility/2006" xmlns:aink="http://schemas.microsoft.com/office/drawing/2016/ink" xmlns:am3d="http://schemas.microsoft.com/office/drawing/2017/model3d" xmlns:o="urn:schemas-microsoft-com:office:office" xmlns:oel="http://schemas.microsoft.com/office/2019/extlst" xmlns:r="http://schemas.openxmlformats.org/officeDocument/2006/relationships" xmlns:m="http://schemas.openxmlformats.org/officeDocument/2006/math" xmlns:v="urn:schemas-microsoft-com:vml" xmlns:wp14="http://schemas.microsoft.com/office/word/2010/wordprocessingDrawing" xmlns:wp="http://schemas.openxmlformats.org/drawingml/2006/wordprocessingDrawing" xmlns:w10="urn:schemas-microsoft-com:office:word" xmlns:w="http://schemas.openxmlformats.org/wordprocessingml/2006/main" xmlns:w14="http://schemas.microsoft.com/office/word/2010/wordml" xmlns:w15="http://schemas.microsoft.com/office/word/2012/wordml" xmlns:w16cex="http://schemas.microsoft.com/office/word/2018/wordml/cex" xmlns:w16cid="http://schemas.microsoft.com/office/word/2016/wordml/cid" xmlns:w16="http://schemas.microsoft.com/office/word/2018/wordml" xmlns:w16sdtdh="http://schemas.microsoft.com/office/word/2020/wordml/sdtdatahash" xmlns:w16se="http://schemas.microsoft.com/office/word/2015/wordml/symex" xmlns:wpg="http://schemas.microsoft.com/office/word/2010/wordprocessingGroup" xmlns:wpi="http://schemas.microsoft.com/office/word/2010/wordprocessingInk" xmlns:wne="http://schemas.microsoft.com/office/word/2006/wordml" xmlns:wps="http://schemas.microsoft.com/office/word/2010/wordprocessingShape" mc:Ignorable="w14 w15 w16se w16cid w16 w16cex w16sdtdh wp14">
+<w:ftr xmlns:wpc="http://schemas.microsoft.com/office/word/2010/wordprocessingCanvas" xmlns:cx="http://schemas.microsoft.com/office/drawing/2014/chartex" xmlns:cx1="http://schemas.microsoft.com/office/drawing/2015/9/8/chartex" xmlns:cx2="http://schemas.microsoft.com/office/drawing/2015/10/21/chartex" xmlns:cx3="http://schemas.microsoft.com/office/drawing/2016/5/9/chartex" xmlns:cx4="http://schemas.microsoft.com/office/drawing/2016/5/10/chartex" xmlns:cx5="http://schemas.microsoft.com/office/drawing/2016/5/11/chartex" xmlns:cx6="http://schemas.microsoft.com/office/drawing/2016/5/12/chartex" xmlns:cx7="http://schemas.microsoft.com/office/drawing/2016/5/13/chartex" xmlns:cx8="http://schemas.microsoft.com/office/drawing/2016/5/14/chartex" xmlns:mc="http://schemas.openxmlformats.org/markup-compatibility/2006" xmlns:aink="http://schemas.microsoft.com/office/drawing/2016/ink" xmlns:am3d="http://schemas.microsoft.com/office/drawing/2017/model3d" xmlns:o="urn:schemas-microsoft-com:office:office" xmlns:oel="http://schemas.microsoft.com/office/2019/extlst" xmlns:r="http://schemas.openxmlformats.org/officeDocument/2006/relationships" xmlns:m="http://schemas.openxmlformats.org/officeDocument/2006/math" xmlns:v="urn:schemas-microsoft-com:vml" xmlns:wp14="http://schemas.microsoft.com/office/word/2010/wordprocessingDrawing" xmlns:wp="http://schemas.openxmlformats.org/drawingml/2006/wordprocessingDrawing" xmlns:w10="urn:schemas-microsoft-com:office:word" xmlns:w="http://schemas.openxmlformats.org/wordprocessingml/2006/main" xmlns:w14="http://schemas.microsoft.com/office/word/2010/wordml" xmlns:w15="http://schemas.microsoft.com/office/word/2012/wordml" xmlns:w16cex="http://schemas.microsoft.com/office/word/2018/wordml/cex" xmlns:w16cid="http://schemas.microsoft.com/office/word/2016/wordml/cid" xmlns:w16="http://schemas.microsoft.com/office/word/2018/wordml" xmlns:w16du="http://schemas.microsoft.com/office/word/2023/wordml/word16du" xmlns:w16sdtdh="http://schemas.microsoft.com/office/word/2020/wordml/sdtdatahash" xmlns:w16sdtfl="http://schemas.microsoft.com/office/word/2024/wordml/sdtformatlock" xmlns:w16se="http://schemas.microsoft.com/office/word/2015/wordml/symex" xmlns:wpg="http://schemas.microsoft.com/office/word/2010/wordprocessingGroup" xmlns:wpi="http://schemas.microsoft.com/office/word/2010/wordprocessingInk" xmlns:wne="http://schemas.microsoft.com/office/word/2006/wordml" xmlns:wps="http://schemas.microsoft.com/office/word/2010/wordprocessingShape" mc:Ignorable="w14 w15 w16se w16cid w16 w16cex w16sdtdh w16sdtfl w16du wp14">
   <w:p>
     <w:pPr>
       <w:pStyle w:val="Footer"/>
@@ -1177,7 +1189,7 @@
 </file>
 
 <file path=word/footer2.xml><?xml version="1.0" encoding="utf-8"?>
-<w:ftr xmlns:wpc="http://schemas.microsoft.com/office/word/2010/wordprocessingCanvas" xmlns:cx="http://schemas.microsoft.com/office/drawing/2014/chartex" xmlns:cx1="http://schemas.microsoft.com/office/drawing/2015/9/8/chartex" xmlns:cx2="http://schemas.microsoft.com/office/drawing/2015/10/21/chartex" xmlns:cx3="http://schemas.microsoft.com/office/drawing/2016/5/9/chartex" xmlns:cx4="http://schemas.microsoft.com/office/drawing/2016/5/10/chartex" xmlns:cx5="http://schemas.microsoft.com/office/drawing/2016/5/11/chartex" xmlns:cx6="http://schemas.microsoft.com/office/drawing/2016/5/12/chartex" xmlns:cx7="http://schemas.microsoft.com/office/drawing/2016/5/13/chartex" xmlns:cx8="http://schemas.microsoft.com/office/drawing/2016/5/14/chartex" xmlns:mc="http://schemas.openxmlformats.org/markup-compatibility/2006" xmlns:aink="http://schemas.microsoft.com/office/drawing/2016/ink" xmlns:am3d="http://schemas.microsoft.com/office/drawing/2017/model3d" xmlns:o="urn:schemas-microsoft-com:office:office" xmlns:oel="http://schemas.microsoft.com/office/2019/extlst" xmlns:r="http://schemas.openxmlformats.org/officeDocument/2006/relationships" xmlns:m="http://schemas.openxmlformats.org/officeDocument/2006/math" xmlns:v="urn:schemas-microsoft-com:vml" xmlns:wp14="http://schemas.microsoft.com/office/word/2010/wordprocessingDrawing" xmlns:wp="http://schemas.openxmlformats.org/drawingml/2006/wordprocessingDrawing" xmlns:w10="urn:schemas-microsoft-com:office:word" xmlns:w="http://schemas.openxmlformats.org/wordprocessingml/2006/main" xmlns:w14="http://schemas.microsoft.com/office/word/2010/wordml" xmlns:w15="http://schemas.microsoft.com/office/word/2012/wordml" xmlns:w16cex="http://schemas.microsoft.com/office/word/2018/wordml/cex" xmlns:w16cid="http://schemas.microsoft.com/office/word/2016/wordml/cid" xmlns:w16="http://schemas.microsoft.com/office/word/2018/wordml" xmlns:w16sdtdh="http://schemas.microsoft.com/office/word/2020/wordml/sdtdatahash" xmlns:w16se="http://schemas.microsoft.com/office/word/2015/wordml/symex" xmlns:wpg="http://schemas.microsoft.com/office/word/2010/wordprocessingGroup" xmlns:wpi="http://schemas.microsoft.com/office/word/2010/wordprocessingInk" xmlns:wne="http://schemas.microsoft.com/office/word/2006/wordml" xmlns:wps="http://schemas.microsoft.com/office/word/2010/wordprocessingShape" mc:Ignorable="w14 w15 w16se w16cid w16 w16cex w16sdtdh wp14">
+<w:ftr xmlns:wpc="http://schemas.microsoft.com/office/word/2010/wordprocessingCanvas" xmlns:cx="http://schemas.microsoft.com/office/drawing/2014/chartex" xmlns:cx1="http://schemas.microsoft.com/office/drawing/2015/9/8/chartex" xmlns:cx2="http://schemas.microsoft.com/office/drawing/2015/10/21/chartex" xmlns:cx3="http://schemas.microsoft.com/office/drawing/2016/5/9/chartex" xmlns:cx4="http://schemas.microsoft.com/office/drawing/2016/5/10/chartex" xmlns:cx5="http://schemas.microsoft.com/office/drawing/2016/5/11/chartex" xmlns:cx6="http://schemas.microsoft.com/office/drawing/2016/5/12/chartex" xmlns:cx7="http://schemas.microsoft.com/office/drawing/2016/5/13/chartex" xmlns:cx8="http://schemas.microsoft.com/office/drawing/2016/5/14/chartex" xmlns:mc="http://schemas.openxmlformats.org/markup-compatibility/2006" xmlns:aink="http://schemas.microsoft.com/office/drawing/2016/ink" xmlns:am3d="http://schemas.microsoft.com/office/drawing/2017/model3d" xmlns:o="urn:schemas-microsoft-com:office:office" xmlns:oel="http://schemas.microsoft.com/office/2019/extlst" xmlns:r="http://schemas.openxmlformats.org/officeDocument/2006/relationships" xmlns:m="http://schemas.openxmlformats.org/officeDocument/2006/math" xmlns:v="urn:schemas-microsoft-com:vml" xmlns:wp14="http://schemas.microsoft.com/office/word/2010/wordprocessingDrawing" xmlns:wp="http://schemas.openxmlformats.org/drawingml/2006/wordprocessingDrawing" xmlns:w10="urn:schemas-microsoft-com:office:word" xmlns:w="http://schemas.openxmlformats.org/wordprocessingml/2006/main" xmlns:w14="http://schemas.microsoft.com/office/word/2010/wordml" xmlns:w15="http://schemas.microsoft.com/office/word/2012/wordml" xmlns:w16cex="http://schemas.microsoft.com/office/word/2018/wordml/cex" xmlns:w16cid="http://schemas.microsoft.com/office/word/2016/wordml/cid" xmlns:w16="http://schemas.microsoft.com/office/word/2018/wordml" xmlns:w16du="http://schemas.microsoft.com/office/word/2023/wordml/word16du" xmlns:w16sdtdh="http://schemas.microsoft.com/office/word/2020/wordml/sdtdatahash" xmlns:w16sdtfl="http://schemas.microsoft.com/office/word/2024/wordml/sdtformatlock" xmlns:w16se="http://schemas.microsoft.com/office/word/2015/wordml/symex" xmlns:wpg="http://schemas.microsoft.com/office/word/2010/wordprocessingGroup" xmlns:wpi="http://schemas.microsoft.com/office/word/2010/wordprocessingInk" xmlns:wne="http://schemas.microsoft.com/office/word/2006/wordml" xmlns:wps="http://schemas.microsoft.com/office/word/2010/wordprocessingShape" mc:Ignorable="w14 w15 w16se w16cid w16 w16cex w16sdtdh w16sdtfl w16du wp14">
   <w:p>
     <w:pPr>
       <w:pStyle w:val="Footer"/>
@@ -1187,7 +1199,7 @@
 </file>
 
 <file path=word/footer3.xml><?xml version="1.0" encoding="utf-8"?>
-<w:ftr xmlns:wpc="http://schemas.microsoft.com/office/word/2010/wordprocessingCanvas" xmlns:cx="http://schemas.microsoft.com/office/drawing/2014/chartex" xmlns:cx1="http://schemas.microsoft.com/office/drawing/2015/9/8/chartex" xmlns:cx2="http://schemas.microsoft.com/office/drawing/2015/10/21/chartex" xmlns:cx3="http://schemas.microsoft.com/office/drawing/2016/5/9/chartex" xmlns:cx4="http://schemas.microsoft.com/office/drawing/2016/5/10/chartex" xmlns:cx5="http://schemas.microsoft.com/office/drawing/2016/5/11/chartex" xmlns:cx6="http://schemas.microsoft.com/office/drawing/2016/5/12/chartex" xmlns:cx7="http://schemas.microsoft.com/office/drawing/2016/5/13/chartex" xmlns:cx8="http://schemas.microsoft.com/office/drawing/2016/5/14/chartex" xmlns:mc="http://schemas.openxmlformats.org/markup-compatibility/2006" xmlns:aink="http://schemas.microsoft.com/office/drawing/2016/ink" xmlns:am3d="http://schemas.microsoft.com/office/drawing/2017/model3d" xmlns:o="urn:schemas-microsoft-com:office:office" xmlns:oel="http://schemas.microsoft.com/office/2019/extlst" xmlns:r="http://schemas.openxmlformats.org/officeDocument/2006/relationships" xmlns:m="http://schemas.openxmlformats.org/officeDocument/2006/math" xmlns:v="urn:schemas-microsoft-com:vml" xmlns:wp14="http://schemas.microsoft.com/office/word/2010/wordprocessingDrawing" xmlns:wp="http://schemas.openxmlformats.org/drawingml/2006/wordprocessingDrawing" xmlns:w10="urn:schemas-microsoft-com:office:word" xmlns:w="http://schemas.openxmlformats.org/wordprocessingml/2006/main" xmlns:w14="http://schemas.microsoft.com/office/word/2010/wordml" xmlns:w15="http://schemas.microsoft.com/office/word/2012/wordml" xmlns:w16cex="http://schemas.microsoft.com/office/word/2018/wordml/cex" xmlns:w16cid="http://schemas.microsoft.com/office/word/2016/wordml/cid" xmlns:w16="http://schemas.microsoft.com/office/word/2018/wordml" xmlns:w16sdtdh="http://schemas.microsoft.com/office/word/2020/wordml/sdtdatahash" xmlns:w16se="http://schemas.microsoft.com/office/word/2015/wordml/symex" xmlns:wpg="http://schemas.microsoft.com/office/word/2010/wordprocessingGroup" xmlns:wpi="http://schemas.microsoft.com/office/word/2010/wordprocessingInk" xmlns:wne="http://schemas.microsoft.com/office/word/2006/wordml" xmlns:wps="http://schemas.microsoft.com/office/word/2010/wordprocessingShape" mc:Ignorable="w14 w15 w16se w16cid w16 w16cex w16sdtdh wp14">
+<w:ftr xmlns:wpc="http://schemas.microsoft.com/office/word/2010/wordprocessingCanvas" xmlns:cx="http://schemas.microsoft.com/office/drawing/2014/chartex" xmlns:cx1="http://schemas.microsoft.com/office/drawing/2015/9/8/chartex" xmlns:cx2="http://schemas.microsoft.com/office/drawing/2015/10/21/chartex" xmlns:cx3="http://schemas.microsoft.com/office/drawing/2016/5/9/chartex" xmlns:cx4="http://schemas.microsoft.com/office/drawing/2016/5/10/chartex" xmlns:cx5="http://schemas.microsoft.com/office/drawing/2016/5/11/chartex" xmlns:cx6="http://schemas.microsoft.com/office/drawing/2016/5/12/chartex" xmlns:cx7="http://schemas.microsoft.com/office/drawing/2016/5/13/chartex" xmlns:cx8="http://schemas.microsoft.com/office/drawing/2016/5/14/chartex" xmlns:mc="http://schemas.openxmlformats.org/markup-compatibility/2006" xmlns:aink="http://schemas.microsoft.com/office/drawing/2016/ink" xmlns:am3d="http://schemas.microsoft.com/office/drawing/2017/model3d" xmlns:o="urn:schemas-microsoft-com:office:office" xmlns:oel="http://schemas.microsoft.com/office/2019/extlst" xmlns:r="http://schemas.openxmlformats.org/officeDocument/2006/relationships" xmlns:m="http://schemas.openxmlformats.org/officeDocument/2006/math" xmlns:v="urn:schemas-microsoft-com:vml" xmlns:wp14="http://schemas.microsoft.com/office/word/2010/wordprocessingDrawing" xmlns:wp="http://schemas.openxmlformats.org/drawingml/2006/wordprocessingDrawing" xmlns:w10="urn:schemas-microsoft-com:office:word" xmlns:w="http://schemas.openxmlformats.org/wordprocessingml/2006/main" xmlns:w14="http://schemas.microsoft.com/office/word/2010/wordml" xmlns:w15="http://schemas.microsoft.com/office/word/2012/wordml" xmlns:w16cex="http://schemas.microsoft.com/office/word/2018/wordml/cex" xmlns:w16cid="http://schemas.microsoft.com/office/word/2016/wordml/cid" xmlns:w16="http://schemas.microsoft.com/office/word/2018/wordml" xmlns:w16du="http://schemas.microsoft.com/office/word/2023/wordml/word16du" xmlns:w16sdtdh="http://schemas.microsoft.com/office/word/2020/wordml/sdtdatahash" xmlns:w16sdtfl="http://schemas.microsoft.com/office/word/2024/wordml/sdtformatlock" xmlns:w16se="http://schemas.microsoft.com/office/word/2015/wordml/symex" xmlns:wpg="http://schemas.microsoft.com/office/word/2010/wordprocessingGroup" xmlns:wpi="http://schemas.microsoft.com/office/word/2010/wordprocessingInk" xmlns:wne="http://schemas.microsoft.com/office/word/2006/wordml" xmlns:wps="http://schemas.microsoft.com/office/word/2010/wordprocessingShape" mc:Ignorable="w14 w15 w16se w16cid w16 w16cex w16sdtdh w16sdtfl w16du wp14">
   <w:p>
     <w:pPr>
       <w:pStyle w:val="Footer"/>
@@ -1197,7 +1209,7 @@
 </file>
 
 <file path=word/footnotes.xml><?xml version="1.0" encoding="utf-8"?>
-<w:footnotes xmlns:wpc="http://schemas.microsoft.com/office/word/2010/wordprocessingCanvas" xmlns:cx="http://schemas.microsoft.com/office/drawing/2014/chartex" xmlns:cx1="http://schemas.microsoft.com/office/drawing/2015/9/8/chartex" xmlns:cx2="http://schemas.microsoft.com/office/drawing/2015/10/21/chartex" xmlns:cx3="http://schemas.microsoft.com/office/drawing/2016/5/9/chartex" xmlns:cx4="http://schemas.microsoft.com/office/drawing/2016/5/10/chartex" xmlns:cx5="http://schemas.microsoft.com/office/drawing/2016/5/11/chartex" xmlns:cx6="http://schemas.microsoft.com/office/drawing/2016/5/12/chartex" xmlns:cx7="http://schemas.microsoft.com/office/drawing/2016/5/13/chartex" xmlns:cx8="http://schemas.microsoft.com/office/drawing/2016/5/14/chartex" xmlns:mc="http://schemas.openxmlformats.org/markup-compatibility/2006" xmlns:aink="http://schemas.microsoft.com/office/drawing/2016/ink" xmlns:am3d="http://schemas.microsoft.com/office/drawing/2017/model3d" xmlns:o="urn:schemas-microsoft-com:office:office" xmlns:oel="http://schemas.microsoft.com/office/2019/extlst" xmlns:r="http://schemas.openxmlformats.org/officeDocument/2006/relationships" xmlns:m="http://schemas.openxmlformats.org/officeDocument/2006/math" xmlns:v="urn:schemas-microsoft-com:vml" xmlns:wp14="http://schemas.microsoft.com/office/word/2010/wordprocessingDrawing" xmlns:wp="http://schemas.openxmlformats.org/drawingml/2006/wordprocessingDrawing" xmlns:w10="urn:schemas-microsoft-com:office:word" xmlns:w="http://schemas.openxmlformats.org/wordprocessingml/2006/main" xmlns:w14="http://schemas.microsoft.com/office/word/2010/wordml" xmlns:w15="http://schemas.microsoft.com/office/word/2012/wordml" xmlns:w16cex="http://schemas.microsoft.com/office/word/2018/wordml/cex" xmlns:w16cid="http://schemas.microsoft.com/office/word/2016/wordml/cid" xmlns:w16="http://schemas.microsoft.com/office/word/2018/wordml" xmlns:w16sdtdh="http://schemas.microsoft.com/office/word/2020/wordml/sdtdatahash" xmlns:w16se="http://schemas.microsoft.com/office/word/2015/wordml/symex" xmlns:wpg="http://schemas.microsoft.com/office/word/2010/wordprocessingGroup" xmlns:wpi="http://schemas.microsoft.com/office/word/2010/wordprocessingInk" xmlns:wne="http://schemas.microsoft.com/office/word/2006/wordml" xmlns:wps="http://schemas.microsoft.com/office/word/2010/wordprocessingShape" mc:Ignorable="w14 w15 w16se w16cid w16 w16cex w16sdtdh wp14">
+<w:footnotes xmlns:wpc="http://schemas.microsoft.com/office/word/2010/wordprocessingCanvas" xmlns:cx="http://schemas.microsoft.com/office/drawing/2014/chartex" xmlns:cx1="http://schemas.microsoft.com/office/drawing/2015/9/8/chartex" xmlns:cx2="http://schemas.microsoft.com/office/drawing/2015/10/21/chartex" xmlns:cx3="http://schemas.microsoft.com/office/drawing/2016/5/9/chartex" xmlns:cx4="http://schemas.microsoft.com/office/drawing/2016/5/10/chartex" xmlns:cx5="http://schemas.microsoft.com/office/drawing/2016/5/11/chartex" xmlns:cx6="http://schemas.microsoft.com/office/drawing/2016/5/12/chartex" xmlns:cx7="http://schemas.microsoft.com/office/drawing/2016/5/13/chartex" xmlns:cx8="http://schemas.microsoft.com/office/drawing/2016/5/14/chartex" xmlns:mc="http://schemas.openxmlformats.org/markup-compatibility/2006" xmlns:aink="http://schemas.microsoft.com/office/drawing/2016/ink" xmlns:am3d="http://schemas.microsoft.com/office/drawing/2017/model3d" xmlns:o="urn:schemas-microsoft-com:office:office" xmlns:oel="http://schemas.microsoft.com/office/2019/extlst" xmlns:r="http://schemas.openxmlformats.org/officeDocument/2006/relationships" xmlns:m="http://schemas.openxmlformats.org/officeDocument/2006/math" xmlns:v="urn:schemas-microsoft-com:vml" xmlns:wp14="http://schemas.microsoft.com/office/word/2010/wordprocessingDrawing" xmlns:wp="http://schemas.openxmlformats.org/drawingml/2006/wordprocessingDrawing" xmlns:w10="urn:schemas-microsoft-com:office:word" xmlns:w="http://schemas.openxmlformats.org/wordprocessingml/2006/main" xmlns:w14="http://schemas.microsoft.com/office/word/2010/wordml" xmlns:w15="http://schemas.microsoft.com/office/word/2012/wordml" xmlns:w16cex="http://schemas.microsoft.com/office/word/2018/wordml/cex" xmlns:w16cid="http://schemas.microsoft.com/office/word/2016/wordml/cid" xmlns:w16="http://schemas.microsoft.com/office/word/2018/wordml" xmlns:w16du="http://schemas.microsoft.com/office/word/2023/wordml/word16du" xmlns:w16sdtdh="http://schemas.microsoft.com/office/word/2020/wordml/sdtdatahash" xmlns:w16sdtfl="http://schemas.microsoft.com/office/word/2024/wordml/sdtformatlock" xmlns:w16se="http://schemas.microsoft.com/office/word/2015/wordml/symex" xmlns:wpg="http://schemas.microsoft.com/office/word/2010/wordprocessingGroup" xmlns:wpi="http://schemas.microsoft.com/office/word/2010/wordprocessingInk" xmlns:wne="http://schemas.microsoft.com/office/word/2006/wordml" xmlns:wps="http://schemas.microsoft.com/office/word/2010/wordprocessingShape" mc:Ignorable="w14 w15 w16se w16cid w16 w16cex w16sdtdh w16sdtfl w16du wp14">
   <w:footnote w:type="separator" w:id="-1">
     <w:p>
       <w:pPr>
@@ -1222,7 +1234,7 @@
 </file>
 
 <file path=word/header1.xml><?xml version="1.0" encoding="utf-8"?>
-<w:hdr xmlns:wpc="http://schemas.microsoft.com/office/word/2010/wordprocessingCanvas" xmlns:cx="http://schemas.microsoft.com/office/drawing/2014/chartex" xmlns:cx1="http://schemas.microsoft.com/office/drawing/2015/9/8/chartex" xmlns:cx2="http://schemas.microsoft.com/office/drawing/2015/10/21/chartex" xmlns:cx3="http://schemas.microsoft.com/office/drawing/2016/5/9/chartex" xmlns:cx4="http://schemas.microsoft.com/office/drawing/2016/5/10/chartex" xmlns:cx5="http://schemas.microsoft.com/office/drawing/2016/5/11/chartex" xmlns:cx6="http://schemas.microsoft.com/office/drawing/2016/5/12/chartex" xmlns:cx7="http://schemas.microsoft.com/office/drawing/2016/5/13/chartex" xmlns:cx8="http://schemas.microsoft.com/office/drawing/2016/5/14/chartex" xmlns:mc="http://schemas.openxmlformats.org/markup-compatibility/2006" xmlns:aink="http://schemas.microsoft.com/office/drawing/2016/ink" xmlns:am3d="http://schemas.microsoft.com/office/drawing/2017/model3d" xmlns:o="urn:schemas-microsoft-com:office:office" xmlns:oel="http://schemas.microsoft.com/office/2019/extlst" xmlns:r="http://schemas.openxmlformats.org/officeDocument/2006/relationships" xmlns:m="http://schemas.openxmlformats.org/officeDocument/2006/math" xmlns:v="urn:schemas-microsoft-com:vml" xmlns:wp14="http://schemas.microsoft.com/office/word/2010/wordprocessingDrawing" xmlns:wp="http://schemas.openxmlformats.org/drawingml/2006/wordprocessingDrawing" xmlns:w10="urn:schemas-microsoft-com:office:word" xmlns:w="http://schemas.openxmlformats.org/wordprocessingml/2006/main" xmlns:w14="http://schemas.microsoft.com/office/word/2010/wordml" xmlns:w15="http://schemas.microsoft.com/office/word/2012/wordml" xmlns:w16cex="http://schemas.microsoft.com/office/word/2018/wordml/cex" xmlns:w16cid="http://schemas.microsoft.com/office/word/2016/wordml/cid" xmlns:w16="http://schemas.microsoft.com/office/word/2018/wordml" xmlns:w16sdtdh="http://schemas.microsoft.com/office/word/2020/wordml/sdtdatahash" xmlns:w16se="http://schemas.microsoft.com/office/word/2015/wordml/symex" xmlns:wpg="http://schemas.microsoft.com/office/word/2010/wordprocessingGroup" xmlns:wpi="http://schemas.microsoft.com/office/word/2010/wordprocessingInk" xmlns:wne="http://schemas.microsoft.com/office/word/2006/wordml" xmlns:wps="http://schemas.microsoft.com/office/word/2010/wordprocessingShape" mc:Ignorable="w14 w15 w16se w16cid w16 w16cex w16sdtdh wp14">
+<w:hdr xmlns:wpc="http://schemas.microsoft.com/office/word/2010/wordprocessingCanvas" xmlns:cx="http://schemas.microsoft.com/office/drawing/2014/chartex" xmlns:cx1="http://schemas.microsoft.com/office/drawing/2015/9/8/chartex" xmlns:cx2="http://schemas.microsoft.com/office/drawing/2015/10/21/chartex" xmlns:cx3="http://schemas.microsoft.com/office/drawing/2016/5/9/chartex" xmlns:cx4="http://schemas.microsoft.com/office/drawing/2016/5/10/chartex" xmlns:cx5="http://schemas.microsoft.com/office/drawing/2016/5/11/chartex" xmlns:cx6="http://schemas.microsoft.com/office/drawing/2016/5/12/chartex" xmlns:cx7="http://schemas.microsoft.com/office/drawing/2016/5/13/chartex" xmlns:cx8="http://schemas.microsoft.com/office/drawing/2016/5/14/chartex" xmlns:mc="http://schemas.openxmlformats.org/markup-compatibility/2006" xmlns:aink="http://schemas.microsoft.com/office/drawing/2016/ink" xmlns:am3d="http://schemas.microsoft.com/office/drawing/2017/model3d" xmlns:o="urn:schemas-microsoft-com:office:office" xmlns:oel="http://schemas.microsoft.com/office/2019/extlst" xmlns:r="http://schemas.openxmlformats.org/officeDocument/2006/relationships" xmlns:m="http://schemas.openxmlformats.org/officeDocument/2006/math" xmlns:v="urn:schemas-microsoft-com:vml" xmlns:wp14="http://schemas.microsoft.com/office/word/2010/wordprocessingDrawing" xmlns:wp="http://schemas.openxmlformats.org/drawingml/2006/wordprocessingDrawing" xmlns:w10="urn:schemas-microsoft-com:office:word" xmlns:w="http://schemas.openxmlformats.org/wordprocessingml/2006/main" xmlns:w14="http://schemas.microsoft.com/office/word/2010/wordml" xmlns:w15="http://schemas.microsoft.com/office/word/2012/wordml" xmlns:w16cex="http://schemas.microsoft.com/office/word/2018/wordml/cex" xmlns:w16cid="http://schemas.microsoft.com/office/word/2016/wordml/cid" xmlns:w16="http://schemas.microsoft.com/office/word/2018/wordml" xmlns:w16du="http://schemas.microsoft.com/office/word/2023/wordml/word16du" xmlns:w16sdtdh="http://schemas.microsoft.com/office/word/2020/wordml/sdtdatahash" xmlns:w16sdtfl="http://schemas.microsoft.com/office/word/2024/wordml/sdtformatlock" xmlns:w16se="http://schemas.microsoft.com/office/word/2015/wordml/symex" xmlns:wpg="http://schemas.microsoft.com/office/word/2010/wordprocessingGroup" xmlns:wpi="http://schemas.microsoft.com/office/word/2010/wordprocessingInk" xmlns:wne="http://schemas.microsoft.com/office/word/2006/wordml" xmlns:wps="http://schemas.microsoft.com/office/word/2010/wordprocessingShape" mc:Ignorable="w14 w15 w16se w16cid w16 w16cex w16sdtdh w16sdtfl w16du wp14">
   <w:p>
     <w:pPr>
       <w:pStyle w:val="Header"/>
@@ -1232,7 +1244,7 @@
 </file>
 
 <file path=word/header2.xml><?xml version="1.0" encoding="utf-8"?>
-<w:hdr xmlns:wpc="http://schemas.microsoft.com/office/word/2010/wordprocessingCanvas" xmlns:cx="http://schemas.microsoft.com/office/drawing/2014/chartex" xmlns:cx1="http://schemas.microsoft.com/office/drawing/2015/9/8/chartex" xmlns:cx2="http://schemas.microsoft.com/office/drawing/2015/10/21/chartex" xmlns:cx3="http://schemas.microsoft.com/office/drawing/2016/5/9/chartex" xmlns:cx4="http://schemas.microsoft.com/office/drawing/2016/5/10/chartex" xmlns:cx5="http://schemas.microsoft.com/office/drawing/2016/5/11/chartex" xmlns:cx6="http://schemas.microsoft.com/office/drawing/2016/5/12/chartex" xmlns:cx7="http://schemas.microsoft.com/office/drawing/2016/5/13/chartex" xmlns:cx8="http://schemas.microsoft.com/office/drawing/2016/5/14/chartex" xmlns:mc="http://schemas.openxmlformats.org/markup-compatibility/2006" xmlns:aink="http://schemas.microsoft.com/office/drawing/2016/ink" xmlns:am3d="http://schemas.microsoft.com/office/drawing/2017/model3d" xmlns:o="urn:schemas-microsoft-com:office:office" xmlns:oel="http://schemas.microsoft.com/office/2019/extlst" xmlns:r="http://schemas.openxmlformats.org/officeDocument/2006/relationships" xmlns:m="http://schemas.openxmlformats.org/officeDocument/2006/math" xmlns:v="urn:schemas-microsoft-com:vml" xmlns:wp14="http://schemas.microsoft.com/office/word/2010/wordprocessingDrawing" xmlns:wp="http://schemas.openxmlformats.org/drawingml/2006/wordprocessingDrawing" xmlns:w10="urn:schemas-microsoft-com:office:word" xmlns:w="http://schemas.openxmlformats.org/wordprocessingml/2006/main" xmlns:w14="http://schemas.microsoft.com/office/word/2010/wordml" xmlns:w15="http://schemas.microsoft.com/office/word/2012/wordml" xmlns:w16cex="http://schemas.microsoft.com/office/word/2018/wordml/cex" xmlns:w16cid="http://schemas.microsoft.com/office/word/2016/wordml/cid" xmlns:w16="http://schemas.microsoft.com/office/word/2018/wordml" xmlns:w16sdtdh="http://schemas.microsoft.com/office/word/2020/wordml/sdtdatahash" xmlns:w16se="http://schemas.microsoft.com/office/word/2015/wordml/symex" xmlns:wpg="http://schemas.microsoft.com/office/word/2010/wordprocessingGroup" xmlns:wpi="http://schemas.microsoft.com/office/word/2010/wordprocessingInk" xmlns:wne="http://schemas.microsoft.com/office/word/2006/wordml" xmlns:wps="http://schemas.microsoft.com/office/word/2010/wordprocessingShape" mc:Ignorable="w14 w15 w16se w16cid w16 w16cex w16sdtdh wp14">
+<w:hdr xmlns:wpc="http://schemas.microsoft.com/office/word/2010/wordprocessingCanvas" xmlns:cx="http://schemas.microsoft.com/office/drawing/2014/chartex" xmlns:cx1="http://schemas.microsoft.com/office/drawing/2015/9/8/chartex" xmlns:cx2="http://schemas.microsoft.com/office/drawing/2015/10/21/chartex" xmlns:cx3="http://schemas.microsoft.com/office/drawing/2016/5/9/chartex" xmlns:cx4="http://schemas.microsoft.com/office/drawing/2016/5/10/chartex" xmlns:cx5="http://schemas.microsoft.com/office/drawing/2016/5/11/chartex" xmlns:cx6="http://schemas.microsoft.com/office/drawing/2016/5/12/chartex" xmlns:cx7="http://schemas.microsoft.com/office/drawing/2016/5/13/chartex" xmlns:cx8="http://schemas.microsoft.com/office/drawing/2016/5/14/chartex" xmlns:mc="http://schemas.openxmlformats.org/markup-compatibility/2006" xmlns:aink="http://schemas.microsoft.com/office/drawing/2016/ink" xmlns:am3d="http://schemas.microsoft.com/office/drawing/2017/model3d" xmlns:o="urn:schemas-microsoft-com:office:office" xmlns:oel="http://schemas.microsoft.com/office/2019/extlst" xmlns:r="http://schemas.openxmlformats.org/officeDocument/2006/relationships" xmlns:m="http://schemas.openxmlformats.org/officeDocument/2006/math" xmlns:v="urn:schemas-microsoft-com:vml" xmlns:wp14="http://schemas.microsoft.com/office/word/2010/wordprocessingDrawing" xmlns:wp="http://schemas.openxmlformats.org/drawingml/2006/wordprocessingDrawing" xmlns:w10="urn:schemas-microsoft-com:office:word" xmlns:w="http://schemas.openxmlformats.org/wordprocessingml/2006/main" xmlns:w14="http://schemas.microsoft.com/office/word/2010/wordml" xmlns:w15="http://schemas.microsoft.com/office/word/2012/wordml" xmlns:w16cex="http://schemas.microsoft.com/office/word/2018/wordml/cex" xmlns:w16cid="http://schemas.microsoft.com/office/word/2016/wordml/cid" xmlns:w16="http://schemas.microsoft.com/office/word/2018/wordml" xmlns:w16du="http://schemas.microsoft.com/office/word/2023/wordml/word16du" xmlns:w16sdtdh="http://schemas.microsoft.com/office/word/2020/wordml/sdtdatahash" xmlns:w16sdtfl="http://schemas.microsoft.com/office/word/2024/wordml/sdtformatlock" xmlns:w16se="http://schemas.microsoft.com/office/word/2015/wordml/symex" xmlns:wpg="http://schemas.microsoft.com/office/word/2010/wordprocessingGroup" xmlns:wpi="http://schemas.microsoft.com/office/word/2010/wordprocessingInk" xmlns:wne="http://schemas.microsoft.com/office/word/2006/wordml" xmlns:wps="http://schemas.microsoft.com/office/word/2010/wordprocessingShape" mc:Ignorable="w14 w15 w16se w16cid w16 w16cex w16sdtdh w16sdtfl w16du wp14">
   <w:p>
     <w:pPr>
       <w:pStyle w:val="Header"/>
@@ -1243,7 +1255,7 @@
 </file>
 
 <file path=word/header3.xml><?xml version="1.0" encoding="utf-8"?>
-<w:hdr xmlns:wpc="http://schemas.microsoft.com/office/word/2010/wordprocessingCanvas" xmlns:cx="http://schemas.microsoft.com/office/drawing/2014/chartex" xmlns:cx1="http://schemas.microsoft.com/office/drawing/2015/9/8/chartex" xmlns:cx2="http://schemas.microsoft.com/office/drawing/2015/10/21/chartex" xmlns:cx3="http://schemas.microsoft.com/office/drawing/2016/5/9/chartex" xmlns:cx4="http://schemas.microsoft.com/office/drawing/2016/5/10/chartex" xmlns:cx5="http://schemas.microsoft.com/office/drawing/2016/5/11/chartex" xmlns:cx6="http://schemas.microsoft.com/office/drawing/2016/5/12/chartex" xmlns:cx7="http://schemas.microsoft.com/office/drawing/2016/5/13/chartex" xmlns:cx8="http://schemas.microsoft.com/office/drawing/2016/5/14/chartex" xmlns:mc="http://schemas.openxmlformats.org/markup-compatibility/2006" xmlns:aink="http://schemas.microsoft.com/office/drawing/2016/ink" xmlns:am3d="http://schemas.microsoft.com/office/drawing/2017/model3d" xmlns:o="urn:schemas-microsoft-com:office:office" xmlns:oel="http://schemas.microsoft.com/office/2019/extlst" xmlns:r="http://schemas.openxmlformats.org/officeDocument/2006/relationships" xmlns:m="http://schemas.openxmlformats.org/officeDocument/2006/math" xmlns:v="urn:schemas-microsoft-com:vml" xmlns:wp14="http://schemas.microsoft.com/office/word/2010/wordprocessingDrawing" xmlns:wp="http://schemas.openxmlformats.org/drawingml/2006/wordprocessingDrawing" xmlns:w10="urn:schemas-microsoft-com:office:word" xmlns:w="http://schemas.openxmlformats.org/wordprocessingml/2006/main" xmlns:w14="http://schemas.microsoft.com/office/word/2010/wordml" xmlns:w15="http://schemas.microsoft.com/office/word/2012/wordml" xmlns:w16cex="http://schemas.microsoft.com/office/word/2018/wordml/cex" xmlns:w16cid="http://schemas.microsoft.com/office/word/2016/wordml/cid" xmlns:w16="http://schemas.microsoft.com/office/word/2018/wordml" xmlns:w16sdtdh="http://schemas.microsoft.com/office/word/2020/wordml/sdtdatahash" xmlns:w16se="http://schemas.microsoft.com/office/word/2015/wordml/symex" xmlns:wpg="http://schemas.microsoft.com/office/word/2010/wordprocessingGroup" xmlns:wpi="http://schemas.microsoft.com/office/word/2010/wordprocessingInk" xmlns:wne="http://schemas.microsoft.com/office/word/2006/wordml" xmlns:wps="http://schemas.microsoft.com/office/word/2010/wordprocessingShape" mc:Ignorable="w14 w15 w16se w16cid w16 w16cex w16sdtdh wp14">
+<w:hdr xmlns:wpc="http://schemas.microsoft.com/office/word/2010/wordprocessingCanvas" xmlns:cx="http://schemas.microsoft.com/office/drawing/2014/chartex" xmlns:cx1="http://schemas.microsoft.com/office/drawing/2015/9/8/chartex" xmlns:cx2="http://schemas.microsoft.com/office/drawing/2015/10/21/chartex" xmlns:cx3="http://schemas.microsoft.com/office/drawing/2016/5/9/chartex" xmlns:cx4="http://schemas.microsoft.com/office/drawing/2016/5/10/chartex" xmlns:cx5="http://schemas.microsoft.com/office/drawing/2016/5/11/chartex" xmlns:cx6="http://schemas.microsoft.com/office/drawing/2016/5/12/chartex" xmlns:cx7="http://schemas.microsoft.com/office/drawing/2016/5/13/chartex" xmlns:cx8="http://schemas.microsoft.com/office/drawing/2016/5/14/chartex" xmlns:mc="http://schemas.openxmlformats.org/markup-compatibility/2006" xmlns:aink="http://schemas.microsoft.com/office/drawing/2016/ink" xmlns:am3d="http://schemas.microsoft.com/office/drawing/2017/model3d" xmlns:o="urn:schemas-microsoft-com:office:office" xmlns:oel="http://schemas.microsoft.com/office/2019/extlst" xmlns:r="http://schemas.openxmlformats.org/officeDocument/2006/relationships" xmlns:m="http://schemas.openxmlformats.org/officeDocument/2006/math" xmlns:v="urn:schemas-microsoft-com:vml" xmlns:wp14="http://schemas.microsoft.com/office/word/2010/wordprocessingDrawing" xmlns:wp="http://schemas.openxmlformats.org/drawingml/2006/wordprocessingDrawing" xmlns:w10="urn:schemas-microsoft-com:office:word" xmlns:w="http://schemas.openxmlformats.org/wordprocessingml/2006/main" xmlns:w14="http://schemas.microsoft.com/office/word/2010/wordml" xmlns:w15="http://schemas.microsoft.com/office/word/2012/wordml" xmlns:w16cex="http://schemas.microsoft.com/office/word/2018/wordml/cex" xmlns:w16cid="http://schemas.microsoft.com/office/word/2016/wordml/cid" xmlns:w16="http://schemas.microsoft.com/office/word/2018/wordml" xmlns:w16du="http://schemas.microsoft.com/office/word/2023/wordml/word16du" xmlns:w16sdtdh="http://schemas.microsoft.com/office/word/2020/wordml/sdtdatahash" xmlns:w16sdtfl="http://schemas.microsoft.com/office/word/2024/wordml/sdtformatlock" xmlns:w16se="http://schemas.microsoft.com/office/word/2015/wordml/symex" xmlns:wpg="http://schemas.microsoft.com/office/word/2010/wordprocessingGroup" xmlns:wpi="http://schemas.microsoft.com/office/word/2010/wordprocessingInk" xmlns:wne="http://schemas.microsoft.com/office/word/2006/wordml" xmlns:wps="http://schemas.microsoft.com/office/word/2010/wordprocessingShape" mc:Ignorable="w14 w15 w16se w16cid w16 w16cex w16sdtdh w16sdtfl w16du wp14">
   <w:p>
     <w:pPr>
       <w:pStyle w:val="Header"/>
@@ -1252,7 +1264,7 @@
     <w:r>
       <w:tab/>
       <w:tab/>
-      <w:t>2026-06-17</w:t>
+      <w:t>2026-06-18</w:t>
       <w:br/>
       <w:br/>
     </w:r>
@@ -1269,7 +1281,7 @@
 </file>
 
 <file path=word/numbering.xml><?xml version="1.0" encoding="utf-8"?>
-<w:numbering xmlns:wpc="http://schemas.microsoft.com/office/word/2010/wordprocessingCanvas" xmlns:cx="http://schemas.microsoft.com/office/drawing/2014/chartex" xmlns:cx1="http://schemas.microsoft.com/office/drawing/2015/9/8/chartex" xmlns:cx2="http://schemas.microsoft.com/office/drawing/2015/10/21/chartex" xmlns:cx3="http://schemas.microsoft.com/office/drawing/2016/5/9/chartex" xmlns:cx4="http://schemas.microsoft.com/office/drawing/2016/5/10/chartex" xmlns:cx5="http://schemas.microsoft.com/office/drawing/2016/5/11/chartex" xmlns:cx6="http://schemas.microsoft.com/office/drawing/2016/5/12/chartex" xmlns:cx7="http://schemas.microsoft.com/office/drawing/2016/5/13/chartex" xmlns:cx8="http://schemas.microsoft.com/office/drawing/2016/5/14/chartex" xmlns:mc="http://schemas.openxmlformats.org/markup-compatibility/2006" xmlns:aink="http://schemas.microsoft.com/office/drawing/2016/ink" xmlns:am3d="http://schemas.microsoft.com/office/drawing/2017/model3d" xmlns:o="urn:schemas-microsoft-com:office:office" xmlns:oel="http://schemas.microsoft.com/office/2019/extlst" xmlns:r="http://schemas.openxmlformats.org/officeDocument/2006/relationships" xmlns:m="http://schemas.openxmlformats.org/officeDocument/2006/math" xmlns:v="urn:schemas-microsoft-com:vml" xmlns:wp14="http://schemas.microsoft.com/office/word/2010/wordprocessingDrawing" xmlns:wp="http://schemas.openxmlformats.org/drawingml/2006/wordprocessingDrawing" xmlns:w10="urn:schemas-microsoft-com:office:word" xmlns:w="http://schemas.openxmlformats.org/wordprocessingml/2006/main" xmlns:w14="http://schemas.microsoft.com/office/word/2010/wordml" xmlns:w15="http://schemas.microsoft.com/office/word/2012/wordml" xmlns:w16cex="http://schemas.microsoft.com/office/word/2018/wordml/cex" xmlns:w16cid="http://schemas.microsoft.com/office/word/2016/wordml/cid" xmlns:w16="http://schemas.microsoft.com/office/word/2018/wordml" xmlns:w16sdtdh="http://schemas.microsoft.com/office/word/2020/wordml/sdtdatahash" xmlns:w16se="http://schemas.microsoft.com/office/word/2015/wordml/symex" xmlns:wpg="http://schemas.microsoft.com/office/word/2010/wordprocessingGroup" xmlns:wpi="http://schemas.microsoft.com/office/word/2010/wordprocessingInk" xmlns:wne="http://schemas.microsoft.com/office/word/2006/wordml" xmlns:wps="http://schemas.microsoft.com/office/word/2010/wordprocessingShape" mc:Ignorable="w14 w15 w16se w16cid w16 w16cex w16sdtdh wp14">
+<w:numbering xmlns:wpc="http://schemas.microsoft.com/office/word/2010/wordprocessingCanvas" xmlns:cx="http://schemas.microsoft.com/office/drawing/2014/chartex" xmlns:cx1="http://schemas.microsoft.com/office/drawing/2015/9/8/chartex" xmlns:cx2="http://schemas.microsoft.com/office/drawing/2015/10/21/chartex" xmlns:cx3="http://schemas.microsoft.com/office/drawing/2016/5/9/chartex" xmlns:cx4="http://schemas.microsoft.com/office/drawing/2016/5/10/chartex" xmlns:cx5="http://schemas.microsoft.com/office/drawing/2016/5/11/chartex" xmlns:cx6="http://schemas.microsoft.com/office/drawing/2016/5/12/chartex" xmlns:cx7="http://schemas.microsoft.com/office/drawing/2016/5/13/chartex" xmlns:cx8="http://schemas.microsoft.com/office/drawing/2016/5/14/chartex" xmlns:mc="http://schemas.openxmlformats.org/markup-compatibility/2006" xmlns:aink="http://schemas.microsoft.com/office/drawing/2016/ink" xmlns:am3d="http://schemas.microsoft.com/office/drawing/2017/model3d" xmlns:o="urn:schemas-microsoft-com:office:office" xmlns:oel="http://schemas.microsoft.com/office/2019/extlst" xmlns:r="http://schemas.openxmlformats.org/officeDocument/2006/relationships" xmlns:m="http://schemas.openxmlformats.org/officeDocument/2006/math" xmlns:v="urn:schemas-microsoft-com:vml" xmlns:wp14="http://schemas.microsoft.com/office/word/2010/wordprocessingDrawing" xmlns:wp="http://schemas.openxmlformats.org/drawingml/2006/wordprocessingDrawing" xmlns:w10="urn:schemas-microsoft-com:office:word" xmlns:w="http://schemas.openxmlformats.org/wordprocessingml/2006/main" xmlns:w14="http://schemas.microsoft.com/office/word/2010/wordml" xmlns:w15="http://schemas.microsoft.com/office/word/2012/wordml" xmlns:w16cex="http://schemas.microsoft.com/office/word/2018/wordml/cex" xmlns:w16cid="http://schemas.microsoft.com/office/word/2016/wordml/cid" xmlns:w16="http://schemas.microsoft.com/office/word/2018/wordml" xmlns:w16du="http://schemas.microsoft.com/office/word/2023/wordml/word16du" xmlns:w16sdtdh="http://schemas.microsoft.com/office/word/2020/wordml/sdtdatahash" xmlns:w16sdtfl="http://schemas.microsoft.com/office/word/2024/wordml/sdtformatlock" xmlns:w16se="http://schemas.microsoft.com/office/word/2015/wordml/symex" xmlns:wpg="http://schemas.microsoft.com/office/word/2010/wordprocessingGroup" xmlns:wpi="http://schemas.microsoft.com/office/word/2010/wordprocessingInk" xmlns:wne="http://schemas.microsoft.com/office/word/2006/wordml" xmlns:wps="http://schemas.microsoft.com/office/word/2010/wordprocessingShape" mc:Ignorable="w14 w15 w16se w16cid w16 w16cex w16sdtdh w16sdtfl w16du wp14">
   <w:abstractNum w:abstractNumId="0" w15:restartNumberingAfterBreak="0">
     <w:nsid w:val="FFFFFF7C"/>
     <w:multiLevelType w:val="singleLevel"/>
@@ -1472,7 +1484,7 @@
 </file>
 
 <file path=word/styles.xml><?xml version="1.0" encoding="utf-8"?>
-<w:styles xmlns:mc="http://schemas.openxmlformats.org/markup-compatibility/2006" xmlns:r="http://schemas.openxmlformats.org/officeDocument/2006/relationships" xmlns:w="http://schemas.openxmlformats.org/wordprocessingml/2006/main" xmlns:w14="http://schemas.microsoft.com/office/word/2010/wordml" xmlns:w15="http://schemas.microsoft.com/office/word/2012/wordml" xmlns:w16cex="http://schemas.microsoft.com/office/word/2018/wordml/cex" xmlns:w16cid="http://schemas.microsoft.com/office/word/2016/wordml/cid" xmlns:w16="http://schemas.microsoft.com/office/word/2018/wordml" xmlns:w16sdtdh="http://schemas.microsoft.com/office/word/2020/wordml/sdtdatahash" xmlns:w16se="http://schemas.microsoft.com/office/word/2015/wordml/symex" mc:Ignorable="w14 w15 w16se w16cid w16 w16cex w16sdtdh">
+<w:styles xmlns:mc="http://schemas.openxmlformats.org/markup-compatibility/2006" xmlns:r="http://schemas.openxmlformats.org/officeDocument/2006/relationships" xmlns:w="http://schemas.openxmlformats.org/wordprocessingml/2006/main" xmlns:w14="http://schemas.microsoft.com/office/word/2010/wordml" xmlns:w15="http://schemas.microsoft.com/office/word/2012/wordml" xmlns:w16cex="http://schemas.microsoft.com/office/word/2018/wordml/cex" xmlns:w16cid="http://schemas.microsoft.com/office/word/2016/wordml/cid" xmlns:w16="http://schemas.microsoft.com/office/word/2018/wordml" xmlns:w16du="http://schemas.microsoft.com/office/word/2023/wordml/word16du" xmlns:w16sdtdh="http://schemas.microsoft.com/office/word/2020/wordml/sdtdatahash" xmlns:w16sdtfl="http://schemas.microsoft.com/office/word/2024/wordml/sdtformatlock" xmlns:w16se="http://schemas.microsoft.com/office/word/2015/wordml/symex" mc:Ignorable="w14 w15 w16se w16cid w16 w16cex w16sdtdh w16sdtfl w16du">
   <w:docDefaults>
     <w:rPrDefault>
       <w:rPr>
@@ -2230,7 +2242,7 @@
     <w:link w:val="TitleChar"/>
     <w:uiPriority w:val="10"/>
     <w:qFormat/>
-    <w:rsid w:val="007106C8"/>
+    <w:rsid w:val="00E854FA"/>
     <w:pPr>
       <w:spacing w:after="300" w:line="240" w:lineRule="auto"/>
       <w:contextualSpacing/>
@@ -2240,7 +2252,7 @@
       <w:rFonts w:eastAsiaTheme="majorEastAsia" w:cstheme="majorBidi"/>
       <w:spacing w:val="5"/>
       <w:kern w:val="28"/>
-      <w:sz w:val="52"/>
+      <w:sz w:val="40"/>
       <w:szCs w:val="52"/>
       <w:lang w:val="sv-SE" w:eastAsia="en-US" w:bidi="ar-SA"/>
     </w:rPr>
@@ -2250,12 +2262,12 @@
     <w:basedOn w:val="DefaultParagraphFont"/>
     <w:link w:val="Title"/>
     <w:uiPriority w:val="10"/>
-    <w:rsid w:val="007106C8"/>
+    <w:rsid w:val="00E854FA"/>
     <w:rPr>
       <w:rFonts w:ascii="Times New Roman" w:eastAsiaTheme="majorEastAsia" w:hAnsi="Times New Roman" w:cstheme="majorBidi"/>
       <w:spacing w:val="5"/>
       <w:kern w:val="28"/>
-      <w:sz w:val="52"/>
+      <w:sz w:val="40"/>
       <w:szCs w:val="52"/>
       <w:lang w:val="sv-SE" w:eastAsia="en-US" w:bidi="ar-SA"/>
     </w:rPr>

--- a/klagomål/A 59832-2023 FSC-klagomål.docx
+++ b/klagomål/A 59832-2023 FSC-klagomål.docx
@@ -1264,7 +1264,7 @@
     <w:r>
       <w:tab/>
       <w:tab/>
-      <w:t>2026-06-18</w:t>
+      <w:t>2026-06-19</w:t>
       <w:br/>
       <w:br/>
     </w:r>

--- a/klagomål/A 59832-2023 FSC-klagomål.docx
+++ b/klagomål/A 59832-2023 FSC-klagomål.docx
@@ -1264,7 +1264,7 @@
     <w:r>
       <w:tab/>
       <w:tab/>
-      <w:t>2026-06-19</w:t>
+      <w:t>2026-06-20</w:t>
       <w:br/>
       <w:br/>
     </w:r>

--- a/klagomål/A 59832-2023 FSC-klagomål.docx
+++ b/klagomål/A 59832-2023 FSC-klagomål.docx
@@ -168,38 +168,7 @@
     </w:p>
     <w:p>
       <w:r>
-        <w:t>Detta dokument behandlar höga naturvärden i avverkningsanmälan A 59832-2023 i Piteå kommun som inkom 2023-11-27 och omfattar 10,6 ha.</w:t>
-      </w:r>
-    </w:p>
-    <w:p>
-      <w:r>
-        <w:t>Nedan presenteras fynd av naturvårdsarter och fridlysta arter som gjorts i det avverkningsanmälda området, samt relevanta utdrag ur standarderna för FSC, Chain of Custody, Controlled Wood och PEFC. I BILAGA 1 finns artfakta om fridlysta och rödlistade arter.</w:t>
-      </w:r>
-    </w:p>
-    <w:p>
-      <w:r>
-        <w:t>Vi förväntar oss att ni återkommer med ett skriftligt svar på vårt klagomål och även beskriver vilka korrigerande åtgärder ni satt in för att rätta till identifierade brister i er efterlevnad av den svenska FSC standarden.</w:t>
-      </w:r>
-    </w:p>
-    <w:p>
-      <w:pPr>
-        <w:pStyle w:val="Heading1"/>
-      </w:pPr>
-      <w:r>
-        <w:t>Naturvårdsarter</w:t>
-      </w:r>
-    </w:p>
-    <w:p>
-      <w:r>
-        <w:t>I och inom 5 meter från avverkningsanmälan har följande 11 naturvårdsarter hittats: garnlav (VU, T), gammelgransskål (NT, T), lavskrika (NT, T, §4), lunglav (NT, T), björksplintborre (S), bronshjon (S, T), myskbock (S), skinnlav (S, T), stuplav (S, T), vågbandad barkbock (S) och spillkråka (T, §4). Av dessa är 4 rödlistade. För rödlistade arter har rödlistekategorin angivits inom parentes. Arter som är signalarter enligt Skogsstyrelsen har markerats med (S). Typiska arter inom Natura 2000 som är kopplade till skogsekosystem har markerats med (T). För fridlysta arter anges även paragrafen i Artskyddsförordningen som arten är fridlyst enligt.</w:t>
-      </w:r>
-    </w:p>
-    <w:p>
-      <w:r>
-        <w:t>De påträffade naturvårdsarterna är ett tydligt kvitto på att det rör sig om en skog med höga naturvärden.</w:t>
-      </w:r>
-      <w:r>
-        <w:t xml:space="preserve"> I Figur 1 visas fyndplatser för naturvårdsarter i området, som finns registrerade på Artportalen.</w:t>
+        <w:t>Detta klagomål behandlar höga naturvärden i avverkningsanmälan A 59832-2023 i Piteå kommun som inkom 2023-11-27 och omfattar 10,6 ha.</w:t>
       </w:r>
     </w:p>
     <w:p>
@@ -247,34 +216,84 @@
         <w:spacing w:after="240"/>
       </w:pPr>
       <w:r>
-        <w:t>Figur 1. Fyndplatser för naturvårdsarter i och inom 5 meter från avverkningsanmälan (röd linje). Markörer utan svart kant är placerade på fyndplatsen. Markörer med svart kant är placerade vid sidan av fyndplatsen och har ett svart streck som visar fyndplatsens exakta position. Kartans mittpunktskoordinat är N 7274506, E 780018 i SWEREF 99 TM.</w:t>
+        <w:t>Figur 1. Fyndplatser för naturvårdsarter i och inom 5 meter från avverkningsanmälan. Markörer utan svart kant är placerade på fyndplatsen. Markörer med svart kant är placerade vid sidan av fyndplatsen har ett svart streck som visar fyndplatsens exakta position. Kartans mittpunktskoordinat är N 7274506, E 780018 i SWEREF 99 TM.</w:t>
+      </w:r>
+    </w:p>
+    <w:p>
+      <w:r>
+        <w:t>I och inom 5 meter från avverkningsanmälan finns fynd av 11 naturvårdsarter, varav 4 är rödlistade, 2 är fridlysta, 8 är typiska (T) och 6 är signalarter (S): garnlav (VU, T), gammelgransskål (NT, T), lavskrika (NT, T, §4), lunglav (NT, T), björksplintborre (S), bronshjon (S, T), myskbock (S), skinnlav (S, T), stuplav (S, T), vågbandad barkbock (S) och spillkråka (T, §4). Se Figur 1.</w:t>
+      </w:r>
+    </w:p>
+    <w:p>
+      <w:r>
+        <w:t>Nedan presenteras relevanta utdrag ur standarderna för FSC, Chain of Custody, Controlled Wood och PEFC.</w:t>
+      </w:r>
+    </w:p>
+    <w:p>
+      <w:r>
+        <w:t>Vi förväntar oss att ni återkommer med ett skriftligt svar på vårt klagomål och även beskriver vilka korrigerande åtgärder ni satt in för att rätta till identifierade brister i er efterlevnad av den svenska FSC standarden.</w:t>
       </w:r>
     </w:p>
     <w:p>
       <w:pPr>
-        <w:pStyle w:val="Heading2"/>
+        <w:pStyle w:val="Heading1"/>
       </w:pPr>
       <w:r>
-        <w:t>Fridlysta arter</w:t>
+        <w:t>Naturvårdsarter och fridlysta arter</w:t>
       </w:r>
     </w:p>
     <w:p>
       <w:r>
-        <w:t>Följande fridlysta arter har sina livsmiljöer och växtplatser i den avverkningsanmälda skogen: lavskrika (NT, T, §4) och spillkråka (T, §4).</w:t>
+        <w:t>Nedan följer beskrivningar av de naturvårdsarter och fridlysta arter som har sina livsmiljöer och växtplatser i den avverkningsanmälda skogen. Se även ytterligare artfakta i BILAGA 1. De påträffade naturvårdsarterna är ett tydligt kvitto på att det rör sig om en skog med höga naturvärden.</w:t>
       </w:r>
     </w:p>
     <w:p>
-      <w:r>
-        <w:t xml:space="preserve">Observera att medlemsländerna är skyldiga att agera i enlighet med EU:s fågeldirektiv där det uttryckligen står att direktivet gäller för fåglar samt för deras ägg, bon och </w:t>
-      </w:r>
       <w:r>
         <w:rPr>
           <w:b/>
         </w:rPr>
-        <w:t xml:space="preserve">livsmiljöer </w:t>
-      </w:r>
-      <w:r>
-        <w:t>(artikel 1). Vidare att de åtgärder som vidtas inte får leda till en försämring av den nuvarande situationen beträffande bevarandet av de fågelarter som avses i artikel 1 (artikel 13). Fågeldirektivet är styrande för tillsynsansvariga myndigheters ärendehantering, ställningstaganden och beslutsfattande.</w:t>
+        <w:t>Garnlav (VU)</w:t>
+      </w:r>
+      <w:r>
+        <w:t xml:space="preserve"> är en utpräglad barrskogsart som ibland kan drapera träden i norrländska grannaturskogar med hög luftfuktighet. Den förekommer även i talldominerade bestånd där den, förutom i trädens grenverk, påträffas hängande över ojämnheter i tallbarken. Arten har minskat starkt i södra och mellersta Sverige och den minskar även i sitt nordliga utbredningsområde. Minskningstakten uppgår till 30 (20–50) % inom 50 år och överstiger gränsvärdet för Sårbar (VU). Orsaken till tillbakagången beror främst på slutavverkningar av naturskogsartade skogar. Bestånd med riklig förekomst bör regelmässigt sparas, vilket även gynnar flera andra sällsynta och rödlistade arter. Garnlav är värdväxt för den mycket sällsynta och akut hotade fjärilen barrskogslavfly (CR) som hör hemma i boreala barrskogar med riklig förekomst av värdväxten. Tidigare kunde arten konstateras årligen på flera platser vid Dala-Floda i Dalarna innan lokalerna kalavverkades. Senaste fyndet i landet av barrskogslavfly är från år 2000 då den påträffades vid Högberget i Sollefteå kommun. Garnlav är typisk art för </w:t>
+      </w:r>
+      <w:r>
+        <w:rPr>
+          <w:i/>
+        </w:rPr>
+        <w:t xml:space="preserve">9010 Taiga </w:t>
+      </w:r>
+      <w:r>
+        <w:t>och</w:t>
+      </w:r>
+      <w:r>
+        <w:rPr>
+          <w:i/>
+        </w:rPr>
+        <w:t xml:space="preserve"> 9070 Trädklädd betesmark</w:t>
+      </w:r>
+      <w:r>
+        <w:t xml:space="preserve"> (SLU Artdatabanken, 2026).</w:t>
+      </w:r>
+    </w:p>
+    <w:p>
+      <w:r>
+        <w:rPr>
+          <w:b/>
+        </w:rPr>
+        <w:t>Gammelgransskål (NT)</w:t>
+      </w:r>
+      <w:r>
+        <w:t xml:space="preserve"> är en liten skålsvamp som växer på gamla granar med skrovlig bark. Typiska växtplatser är gransumpskog i myrkanter, bäckdråg, bäckraviner och skuggiga bergssluttningar, men också skog på torrare mark kan hysa arten om beståndet har stark naturskogskaraktär. Bestånd med arten bör behandlas som nyckelbiotoper och sparas vid en slutavverkning. Även gallring bör undvikas. Gammelgransskål är typisk art för </w:t>
+      </w:r>
+      <w:r>
+        <w:rPr>
+          <w:i/>
+        </w:rPr>
+        <w:t>9010 Taiga</w:t>
+      </w:r>
+      <w:r>
+        <w:t xml:space="preserve"> (SLU Artdatabanken, 2024; Nitare &amp; Skogsstyrelsen, 2019).</w:t>
       </w:r>
     </w:p>
     <w:p>
@@ -302,6 +321,189 @@
         <w:rPr>
           <w:b/>
         </w:rPr>
+        <w:t>Lunglav (NT)</w:t>
+      </w:r>
+      <w:r>
+        <w:t xml:space="preserve"> är en av vårt lands främsta signalarter som överallt indikerar gamla lövträd, skogsbestånd med höga naturvärden och ekosystem med långskoglig kontinuitet. Lokalt kan förekomsten vara mycket riklig men den hittas nästan enbart i gamla och ej slutavverkade skogar. Artens samtliga förekomster bör uppmärksammas från naturvårdssynpunkt, då många lokaler även hyser andra ovanliga och rödlistade arter. Rikliga förekomster bör skyddas med biotopskydd, frivilliga avsättningar eller reservat. På lunglav kan de sällsynta lavparasiterna lunglavshårprick (CR), </w:t>
+      </w:r>
+      <w:r>
+        <w:rPr>
+          <w:i/>
+        </w:rPr>
+        <w:t>Abrothallus diederichii</w:t>
+      </w:r>
+      <w:r>
+        <w:t xml:space="preserve"> (VU), </w:t>
+      </w:r>
+      <w:r>
+        <w:rPr>
+          <w:i/>
+        </w:rPr>
+        <w:t>Abrothallus lobariae</w:t>
+      </w:r>
+      <w:r>
+        <w:t xml:space="preserve"> (VU), </w:t>
+      </w:r>
+      <w:r>
+        <w:rPr>
+          <w:i/>
+        </w:rPr>
+        <w:t>Calycina lobariae</w:t>
+      </w:r>
+      <w:r>
+        <w:t xml:space="preserve"> (VU), lunglavsknapp (VU) och skrovelmössing (VU) påträffas. Lunglav är typisk art för </w:t>
+      </w:r>
+      <w:r>
+        <w:rPr>
+          <w:i/>
+        </w:rPr>
+        <w:t>9010 Taiga, 9020 Nordlig ädellövskog, 9110 Näringsfattig bokskog, 9130 Näringsrik bokskog, 9160 Näringsrik ekskog, 9180 Ädellövskog i branter, 9190 Näringsfattig ekskog, 9070 Trädklädd betesmark, 9040 Fjällbjörkskog</w:t>
+      </w:r>
+      <w:r>
+        <w:t xml:space="preserve"> och</w:t>
+      </w:r>
+      <w:r>
+        <w:rPr>
+          <w:i/>
+        </w:rPr>
+        <w:t xml:space="preserve"> 6530 Lövängar</w:t>
+      </w:r>
+      <w:r>
+        <w:t xml:space="preserve"> (SLU Artdatabanken, 2026; Nitare &amp; Skogsstyrelsen, 2019).</w:t>
+      </w:r>
+    </w:p>
+    <w:p>
+      <w:r>
+        <w:rPr>
+          <w:b/>
+        </w:rPr>
+        <w:t xml:space="preserve">Björksplintborre </w:t>
+      </w:r>
+      <w:r>
+        <w:t>är en skalbagge vars larvutveckling sker i bark på nyligen döda björkar, både stående träd och vindfällen. En prydlig rad med runda ventilationshål i barken ovanför modergången är synnerligen karaktäristiskt. Arten är knuten till lövrika blandskogar med en hög andel gamla träd, och starkt gynnad av naturliga störningar som torka, översvämningar, brand och stormfällningar. Talrika gnagspår kan tyda på biotoper med höga naturvärden, exempelvis för ovanliga hackspettar och andra, mer sällsynta vedinsekter. Larverna är omtyckt hackspettsföda (SLU Artdatabanken, 2025).</w:t>
+      </w:r>
+    </w:p>
+    <w:p>
+      <w:r>
+        <w:rPr>
+          <w:b/>
+        </w:rPr>
+        <w:t>Bronshjon</w:t>
+      </w:r>
+      <w:r>
+        <w:t xml:space="preserve"> är en skalbagge vars larvutveckling sker under grov bark på stammar av döda eller döende barrträd, främst gran, i mindre omfattning tall. Arten är knuten till äldre, naturskogslik granskog med inslag av torkande träd. Bronshjon är typisk art för </w:t>
+      </w:r>
+      <w:r>
+        <w:rPr>
+          <w:i/>
+        </w:rPr>
+        <w:t>9010 Taiga</w:t>
+      </w:r>
+      <w:r>
+        <w:t xml:space="preserve"> (SLU Artdatabanken, 2025).</w:t>
+      </w:r>
+    </w:p>
+    <w:p>
+      <w:r>
+        <w:rPr>
+          <w:b/>
+        </w:rPr>
+        <w:t xml:space="preserve">Skinnlav </w:t>
+      </w:r>
+      <w:r>
+        <w:t xml:space="preserve">förekommer på diverse lövträd, främst på gammal asp och sälg. Den påträffas främst i områden med lång kontinuitet av grova lövträd och signalerar skogsmark med höga naturvärden. På lokalerna förekommer som regel ett flertal andra ovanliga eller rödlistade lavar. I likhet med gelélavarna, etablerar sig skinnlaven i skogsmark på grova aspar i sena lövsuccessioner. Skinnlav är typisk art för </w:t>
+      </w:r>
+      <w:r>
+        <w:rPr>
+          <w:i/>
+        </w:rPr>
+        <w:t xml:space="preserve">9010 Taiga, 9020 Nordlig ädellövskog </w:t>
+      </w:r>
+      <w:r>
+        <w:t xml:space="preserve">och </w:t>
+      </w:r>
+      <w:r>
+        <w:rPr>
+          <w:i/>
+        </w:rPr>
+        <w:t xml:space="preserve">9070 Trädklädd betesmark </w:t>
+      </w:r>
+      <w:r>
+        <w:t>(Nitare &amp; Skogsstyrelsen, 2019; SLU Artdatabanken, 2025).</w:t>
+      </w:r>
+    </w:p>
+    <w:p>
+      <w:r>
+        <w:rPr>
+          <w:b/>
+        </w:rPr>
+        <w:t>Stuplav</w:t>
+      </w:r>
+      <w:r>
+        <w:t xml:space="preserve"> är en mycket bra signalart i hela sitt utbredningsområde och förekommer nästan enbart i skogsmiljöer med höga naturvärden. Den indikerar långvarig förekomst av gamla lövträd och miljöer med konstant hög luftfuktighet. I skogar med suboceaniskt klimat finns det en mycket sällsynt parasit, njurlavsknapp </w:t>
+      </w:r>
+      <w:r>
+        <w:rPr>
+          <w:i/>
+        </w:rPr>
+        <w:t>Pletocarpon nephromeum</w:t>
+      </w:r>
+      <w:r>
+        <w:t xml:space="preserve"> (EN), som växer på stuplav. Ytterligare tre sällsynta lavparasiter, </w:t>
+      </w:r>
+      <w:r>
+        <w:rPr>
+          <w:i/>
+        </w:rPr>
+        <w:t>Protounguicularia nephromatis</w:t>
+      </w:r>
+      <w:r>
+        <w:t xml:space="preserve"> (VU), </w:t>
+      </w:r>
+      <w:r>
+        <w:rPr>
+          <w:i/>
+        </w:rPr>
+        <w:t>Refractohilum galligenum</w:t>
+      </w:r>
+      <w:r>
+        <w:t xml:space="preserve"> (NT) och </w:t>
+      </w:r>
+      <w:r>
+        <w:rPr>
+          <w:i/>
+        </w:rPr>
+        <w:t>Roselliniella nephromatis</w:t>
+      </w:r>
+      <w:r>
+        <w:t xml:space="preserve"> (DD), kan också påträffas på stuplav. Stuplav är typisk art för </w:t>
+      </w:r>
+      <w:r>
+        <w:rPr>
+          <w:i/>
+        </w:rPr>
+        <w:t>9010 Taiga</w:t>
+      </w:r>
+      <w:r>
+        <w:t xml:space="preserve"> (SLU Artdatabanken, 2026; Nitare &amp; Skogsstyrelsen, 2019).</w:t>
+      </w:r>
+    </w:p>
+    <w:p>
+      <w:r>
+        <w:rPr>
+          <w:b/>
+        </w:rPr>
+        <w:t xml:space="preserve">Vågbandad barkbock </w:t>
+      </w:r>
+      <w:r>
+        <w:t>är en långhorning vars larvutveckling sker under bark på nyligen döda stående barrträd, främst gran, mer undantagsvis på tall. Främst i stående träd, särskilt gamla, långsamvuxna granar med grov bark, även i grövre grenar, stubbar eller vindfällen. Arten är starkt knuten till naturskogsliknande granskogar, och gynnas av extrema torrsomrar som försvagar träden. Arten påverkas negativt av brist på kontinuitetsskog och en minskning av populationen pågår eller förväntas ske (SLU Artdatabanken, 2025).</w:t>
+      </w:r>
+    </w:p>
+    <w:p>
+      <w:r>
+        <w:rPr>
+          <w:b/>
+        </w:rPr>
         <w:t>Spillkråka (§4)</w:t>
       </w:r>
       <w:r>
@@ -324,251 +526,6 @@
       </w:r>
       <w:r>
         <w:t>. Den behöver grova träd, främst tall, asp och bok som boträd. Skogsbruk med korta omloppstider och täta, homogena ungskogar utgör det största hotet. Spillkråka är en nyckelart i skogliga miljöer vars övergivna bohål utnyttjas av flera andra hålhäckande fågelarter och fladdermöss, däribland pärluggla (EN, §4), knipa (§4), salskrake (§4) och skogsduva (§4). Hökuggla (VU, §4) och slaguggla (§4) häckar ofta i högstubbar som brutits av i höjd med ett gammalt spillkråkebo (SLU Artdatabanken, 2026; Skogsstyrelsen, 2016).</w:t>
-      </w:r>
-    </w:p>
-    <w:p>
-      <w:r>
-        <w:t>I BILAGA 1 finns mer detaljerad information om ekologi samt krav på livsmiljö hos fridlysta arter.</w:t>
-      </w:r>
-    </w:p>
-    <w:p>
-      <w:pPr>
-        <w:pStyle w:val="Heading2"/>
-      </w:pPr>
-      <w:r>
-        <w:t>Övriga naturvårdsarter</w:t>
-      </w:r>
-    </w:p>
-    <w:p>
-      <w:r>
-        <w:rPr>
-          <w:b/>
-        </w:rPr>
-        <w:t xml:space="preserve">Björksplintborre </w:t>
-      </w:r>
-      <w:r>
-        <w:t>är en skalbagge vars larvutveckling sker i bark på nyligen döda björkar, både stående träd och vindfällen. En prydlig rad med runda ventilationshål i barken ovanför modergången är synnerligen karaktäristiskt. Arten är knuten till lövrika blandskogar med en hög andel gamla träd, och starkt gynnad av naturliga störningar som torka, översvämningar, brand och stormfällningar. Talrika gnagspår kan tyda på biotoper med höga naturvärden, exempelvis för ovanliga hackspettar och andra, mer sällsynta vedinsekter. Larverna är omtyckt hackspettsföda (SLU Artdatabanken, 2025).</w:t>
-      </w:r>
-    </w:p>
-    <w:p>
-      <w:r>
-        <w:rPr>
-          <w:b/>
-        </w:rPr>
-        <w:t>Bronshjon</w:t>
-      </w:r>
-      <w:r>
-        <w:t xml:space="preserve"> är en skalbagge vars larvutveckling sker under grov bark på stammar av döda eller döende barrträd, främst gran, i mindre omfattning tall. Arten är knuten till äldre, naturskogslik granskog med inslag av torkande träd. Bronshjon är typisk art för </w:t>
-      </w:r>
-      <w:r>
-        <w:rPr>
-          <w:i/>
-        </w:rPr>
-        <w:t>9010 Taiga</w:t>
-      </w:r>
-      <w:r>
-        <w:t xml:space="preserve"> (SLU Artdatabanken, 2025).</w:t>
-      </w:r>
-    </w:p>
-    <w:p>
-      <w:r>
-        <w:rPr>
-          <w:b/>
-        </w:rPr>
-        <w:t>Gammelgransskål (NT)</w:t>
-      </w:r>
-      <w:r>
-        <w:t xml:space="preserve"> är en liten skålsvamp som växer på gamla granar med skrovlig bark. Typiska växtplatser är gransumpskog i myrkanter, bäckdråg, bäckraviner och skuggiga bergssluttningar, men också skog på torrare mark kan hysa arten om beståndet har stark naturskogskaraktär. Bestånd med arten bör behandlas som nyckelbiotoper och sparas vid en slutavverkning. Även gallring bör undvikas. Gammelgransskål är typisk art för </w:t>
-      </w:r>
-      <w:r>
-        <w:rPr>
-          <w:i/>
-        </w:rPr>
-        <w:t>9010 Taiga</w:t>
-      </w:r>
-      <w:r>
-        <w:t xml:space="preserve"> (SLU Artdatabanken, 2024; Nitare &amp; Skogsstyrelsen, 2019).</w:t>
-      </w:r>
-    </w:p>
-    <w:p>
-      <w:r>
-        <w:rPr>
-          <w:b/>
-        </w:rPr>
-        <w:t>Garnlav (VU)</w:t>
-      </w:r>
-      <w:r>
-        <w:t xml:space="preserve"> är en utpräglad barrskogsart som ibland kan drapera träden i norrländska grannaturskogar med hög luftfuktighet. Den förekommer även i talldominerade bestånd där den, förutom i trädens grenverk, påträffas hängande över ojämnheter i tallbarken. Arten har minskat starkt i södra och mellersta Sverige och den minskar även i sitt nordliga utbredningsområde. Minskningstakten uppgår till 30 (20–50) % inom 50 år och överstiger gränsvärdet för Sårbar (VU). Orsaken till tillbakagången beror främst på slutavverkningar av naturskogsartade skogar. Bestånd med riklig förekomst bör regelmässigt sparas, vilket även gynnar flera andra sällsynta och rödlistade arter. Garnlav är värdväxt för den mycket sällsynta och akut hotade fjärilen barrskogslavfly (CR) som hör hemma i boreala barrskogar med riklig förekomst av värdväxten. Tidigare kunde arten konstateras årligen på flera platser vid Dala-Floda i Dalarna innan lokalerna kalavverkades. Senaste fyndet i landet av barrskogslavfly är från år 2000 då den påträffades vid Högberget i Sollefteå kommun. Garnlav är typisk art för </w:t>
-      </w:r>
-      <w:r>
-        <w:rPr>
-          <w:i/>
-        </w:rPr>
-        <w:t xml:space="preserve">9010 Taiga </w:t>
-      </w:r>
-      <w:r>
-        <w:t>och</w:t>
-      </w:r>
-      <w:r>
-        <w:rPr>
-          <w:i/>
-        </w:rPr>
-        <w:t xml:space="preserve"> 9070 Trädklädd betesmark</w:t>
-      </w:r>
-      <w:r>
-        <w:t xml:space="preserve"> (SLU Artdatabanken, 2026).</w:t>
-      </w:r>
-    </w:p>
-    <w:p>
-      <w:r>
-        <w:rPr>
-          <w:b/>
-        </w:rPr>
-        <w:t>Lunglav (NT)</w:t>
-      </w:r>
-      <w:r>
-        <w:t xml:space="preserve"> är en av vårt lands främsta signalarter som överallt indikerar gamla lövträd, skogsbestånd med höga naturvärden och ekosystem med långskoglig kontinuitet. Lokalt kan förekomsten vara mycket riklig men den hittas nästan enbart i gamla och ej slutavverkade skogar. Artens samtliga förekomster bör uppmärksammas från naturvårdssynpunkt, då många lokaler även hyser andra ovanliga och rödlistade arter. Rikliga förekomster bör skyddas med biotopskydd, frivilliga avsättningar eller reservat. På lunglav kan de sällsynta lavparasiterna lunglavshårprick (CR), </w:t>
-      </w:r>
-      <w:r>
-        <w:rPr>
-          <w:i/>
-        </w:rPr>
-        <w:t>Abrothallus diederichii</w:t>
-      </w:r>
-      <w:r>
-        <w:t xml:space="preserve"> (VU), </w:t>
-      </w:r>
-      <w:r>
-        <w:rPr>
-          <w:i/>
-        </w:rPr>
-        <w:t>Abrothallus lobariae</w:t>
-      </w:r>
-      <w:r>
-        <w:t xml:space="preserve"> (VU), </w:t>
-      </w:r>
-      <w:r>
-        <w:rPr>
-          <w:i/>
-        </w:rPr>
-        <w:t>Calycina lobariae</w:t>
-      </w:r>
-      <w:r>
-        <w:t xml:space="preserve"> (VU), lunglavsknapp (VU) och skrovelmössing (VU) påträffas. Lunglav är typisk art för </w:t>
-      </w:r>
-      <w:r>
-        <w:rPr>
-          <w:i/>
-        </w:rPr>
-        <w:t>9010 Taiga, 9020 Nordlig ädellövskog, 9110 Näringsfattig bokskog, 9130 Näringsrik bokskog, 9160 Näringsrik ekskog, 9180 Ädellövskog i branter, 9190 Näringsfattig ekskog, 9070 Trädklädd betesmark, 9040 Fjällbjörkskog</w:t>
-      </w:r>
-      <w:r>
-        <w:t xml:space="preserve"> och</w:t>
-      </w:r>
-      <w:r>
-        <w:rPr>
-          <w:i/>
-        </w:rPr>
-        <w:t xml:space="preserve"> 6530 Lövängar</w:t>
-      </w:r>
-      <w:r>
-        <w:t xml:space="preserve"> (SLU Artdatabanken, 2026; Nitare &amp; Skogsstyrelsen, 2019).</w:t>
-      </w:r>
-    </w:p>
-    <w:p>
-      <w:r>
-        <w:rPr>
-          <w:b/>
-        </w:rPr>
-        <w:t xml:space="preserve">Skinnlav </w:t>
-      </w:r>
-      <w:r>
-        <w:t xml:space="preserve">förekommer på diverse lövträd, främst på gammal asp och sälg. Den påträffas främst i områden med lång kontinuitet av grova lövträd och signalerar skogsmark med höga naturvärden. På lokalerna förekommer som regel ett flertal andra ovanliga eller rödlistade lavar. I likhet med gelélavarna, etablerar sig skinnlaven i skogsmark på grova aspar i sena lövsuccessioner. Skinnlav är typisk art för </w:t>
-      </w:r>
-      <w:r>
-        <w:rPr>
-          <w:i/>
-        </w:rPr>
-        <w:t xml:space="preserve">9010 Taiga, 9020 Nordlig ädellövskog </w:t>
-      </w:r>
-      <w:r>
-        <w:t xml:space="preserve">och </w:t>
-      </w:r>
-      <w:r>
-        <w:rPr>
-          <w:i/>
-        </w:rPr>
-        <w:t xml:space="preserve">9070 Trädklädd betesmark </w:t>
-      </w:r>
-      <w:r>
-        <w:t>(Nitare &amp; Skogsstyrelsen, 2019; SLU Artdatabanken, 2025).</w:t>
-      </w:r>
-    </w:p>
-    <w:p>
-      <w:r>
-        <w:rPr>
-          <w:b/>
-        </w:rPr>
-        <w:t>Stuplav</w:t>
-      </w:r>
-      <w:r>
-        <w:t xml:space="preserve"> är en mycket bra signalart i hela sitt utbredningsområde och förekommer nästan enbart i skogsmiljöer med höga naturvärden. Den indikerar långvarig förekomst av gamla lövträd och miljöer med konstant hög luftfuktighet. I skogar med suboceaniskt klimat finns det en mycket sällsynt parasit, njurlavsknapp </w:t>
-      </w:r>
-      <w:r>
-        <w:rPr>
-          <w:i/>
-        </w:rPr>
-        <w:t>Pletocarpon nephromeum</w:t>
-      </w:r>
-      <w:r>
-        <w:t xml:space="preserve"> (EN), som växer på stuplav. Ytterligare tre sällsynta lavparasiter, </w:t>
-      </w:r>
-      <w:r>
-        <w:rPr>
-          <w:i/>
-        </w:rPr>
-        <w:t>Protounguicularia nephromatis</w:t>
-      </w:r>
-      <w:r>
-        <w:t xml:space="preserve"> (VU), </w:t>
-      </w:r>
-      <w:r>
-        <w:rPr>
-          <w:i/>
-        </w:rPr>
-        <w:t>Refractohilum galligenum</w:t>
-      </w:r>
-      <w:r>
-        <w:t xml:space="preserve"> (NT) och </w:t>
-      </w:r>
-      <w:r>
-        <w:rPr>
-          <w:i/>
-        </w:rPr>
-        <w:t>Roselliniella nephromatis</w:t>
-      </w:r>
-      <w:r>
-        <w:t xml:space="preserve"> (DD), kan också påträffas på stuplav. Stuplav är typisk art för </w:t>
-      </w:r>
-      <w:r>
-        <w:rPr>
-          <w:i/>
-        </w:rPr>
-        <w:t>9010 Taiga</w:t>
-      </w:r>
-      <w:r>
-        <w:t xml:space="preserve"> (SLU Artdatabanken, 2026; Nitare &amp; Skogsstyrelsen, 2019).</w:t>
-      </w:r>
-    </w:p>
-    <w:p>
-      <w:r>
-        <w:rPr>
-          <w:b/>
-        </w:rPr>
-        <w:t xml:space="preserve">Vågbandad barkbock </w:t>
-      </w:r>
-      <w:r>
-        <w:t>är en långhorning vars larvutveckling sker under bark på nyligen döda stående barrträd, främst gran, mer undantagsvis på tall. Främst i stående träd, särskilt gamla, långsamvuxna granar med grov bark, även i grövre grenar, stubbar eller vindfällen. Arten är starkt knuten till naturskogsliknande granskogar, och gynnas av extrema torrsomrar som försvagar träden. Arten påverkas negativt av brist på kontinuitetsskog och en minskning av populationen pågår eller förväntas ske (SLU Artdatabanken, 2025).</w:t>
       </w:r>
     </w:p>
     <w:p>
@@ -1264,7 +1221,7 @@
     <w:r>
       <w:tab/>
       <w:tab/>
-      <w:t>2026-06-20</w:t>
+      <w:t>2026-06-21</w:t>
       <w:br/>
       <w:br/>
     </w:r>

--- a/klagomål/A 59832-2023 FSC-klagomål.docx
+++ b/klagomål/A 59832-2023 FSC-klagomål.docx
@@ -1221,7 +1221,7 @@
     <w:r>
       <w:tab/>
       <w:tab/>
-      <w:t>2026-06-21</w:t>
+      <w:t>2026-06-22</w:t>
       <w:br/>
       <w:br/>
     </w:r>

--- a/klagomål/A 59832-2023 FSC-klagomål.docx
+++ b/klagomål/A 59832-2023 FSC-klagomål.docx
@@ -1221,7 +1221,7 @@
     <w:r>
       <w:tab/>
       <w:tab/>
-      <w:t>2026-06-22</w:t>
+      <w:t>2026-06-23</w:t>
       <w:br/>
       <w:br/>
     </w:r>

--- a/klagomål/A 59832-2023 FSC-klagomål.docx
+++ b/klagomål/A 59832-2023 FSC-klagomål.docx
@@ -1221,7 +1221,7 @@
     <w:r>
       <w:tab/>
       <w:tab/>
-      <w:t>2026-06-23</w:t>
+      <w:t>2026-06-24</w:t>
       <w:br/>
       <w:br/>
     </w:r>

--- a/klagomål/A 59832-2023 FSC-klagomål.docx
+++ b/klagomål/A 59832-2023 FSC-klagomål.docx
@@ -1221,7 +1221,7 @@
     <w:r>
       <w:tab/>
       <w:tab/>
-      <w:t>2026-06-24</w:t>
+      <w:t>2026-06-25</w:t>
       <w:br/>
       <w:br/>
     </w:r>

--- a/klagomål/A 59832-2023 FSC-klagomål.docx
+++ b/klagomål/A 59832-2023 FSC-klagomål.docx
@@ -1221,7 +1221,7 @@
     <w:r>
       <w:tab/>
       <w:tab/>
-      <w:t>2026-06-25</w:t>
+      <w:t>2026-06-26</w:t>
       <w:br/>
       <w:br/>
     </w:r>

--- a/klagomål/A 59832-2023 FSC-klagomål.docx
+++ b/klagomål/A 59832-2023 FSC-klagomål.docx
@@ -1221,7 +1221,7 @@
     <w:r>
       <w:tab/>
       <w:tab/>
-      <w:t>2026-06-26</w:t>
+      <w:t>2026-06-27</w:t>
       <w:br/>
       <w:br/>
     </w:r>

--- a/klagomål/A 59832-2023 FSC-klagomål.docx
+++ b/klagomål/A 59832-2023 FSC-klagomål.docx
@@ -1221,7 +1221,7 @@
     <w:r>
       <w:tab/>
       <w:tab/>
-      <w:t>2026-06-27</w:t>
+      <w:t>2026-06-28</w:t>
       <w:br/>
       <w:br/>
     </w:r>

--- a/klagomål/A 59832-2023 FSC-klagomål.docx
+++ b/klagomål/A 59832-2023 FSC-klagomål.docx
@@ -1221,7 +1221,7 @@
     <w:r>
       <w:tab/>
       <w:tab/>
-      <w:t>2026-06-28</w:t>
+      <w:t>2026-06-29</w:t>
       <w:br/>
       <w:br/>
     </w:r>

--- a/klagomål/A 59832-2023 FSC-klagomål.docx
+++ b/klagomål/A 59832-2023 FSC-klagomål.docx
@@ -1221,7 +1221,7 @@
     <w:r>
       <w:tab/>
       <w:tab/>
-      <w:t>2026-06-29</w:t>
+      <w:t>2026-06-30</w:t>
       <w:br/>
       <w:br/>
     </w:r>

--- a/klagomål/A 59832-2023 FSC-klagomål.docx
+++ b/klagomål/A 59832-2023 FSC-klagomål.docx
@@ -1221,7 +1221,7 @@
     <w:r>
       <w:tab/>
       <w:tab/>
-      <w:t>2026-06-30</w:t>
+      <w:t>2026-07-01</w:t>
       <w:br/>
       <w:br/>
     </w:r>

--- a/klagomål/A 59832-2023 FSC-klagomål.docx
+++ b/klagomål/A 59832-2023 FSC-klagomål.docx
@@ -1221,7 +1221,7 @@
     <w:r>
       <w:tab/>
       <w:tab/>
-      <w:t>2026-07-01</w:t>
+      <w:t>2026-07-02</w:t>
       <w:br/>
       <w:br/>
     </w:r>

--- a/klagomål/A 59832-2023 FSC-klagomål.docx
+++ b/klagomål/A 59832-2023 FSC-klagomål.docx
@@ -1221,7 +1221,7 @@
     <w:r>
       <w:tab/>
       <w:tab/>
-      <w:t>2026-07-13</w:t>
+      <w:t>2026-07-14</w:t>
       <w:br/>
       <w:br/>
     </w:r>

--- a/klagomål/A 59832-2023 FSC-klagomål.docx
+++ b/klagomål/A 59832-2023 FSC-klagomål.docx
@@ -1221,7 +1221,7 @@
     <w:r>
       <w:tab/>
       <w:tab/>
-      <w:t>2026-07-14</w:t>
+      <w:t>2026-07-15</w:t>
       <w:br/>
       <w:br/>
     </w:r>

--- a/klagomål/A 59832-2023 FSC-klagomål.docx
+++ b/klagomål/A 59832-2023 FSC-klagomål.docx
@@ -1221,7 +1221,7 @@
     <w:r>
       <w:tab/>
       <w:tab/>
-      <w:t>2026-07-15</w:t>
+      <w:t>2026-07-16</w:t>
       <w:br/>
       <w:br/>
     </w:r>

--- a/klagomål/A 59832-2023 FSC-klagomål.docx
+++ b/klagomål/A 59832-2023 FSC-klagomål.docx
@@ -1221,7 +1221,7 @@
     <w:r>
       <w:tab/>
       <w:tab/>
-      <w:t>2026-07-16</w:t>
+      <w:t>2026-07-17</w:t>
       <w:br/>
       <w:br/>
     </w:r>

--- a/klagomål/A 59832-2023 FSC-klagomål.docx
+++ b/klagomål/A 59832-2023 FSC-klagomål.docx
@@ -1221,7 +1221,7 @@
     <w:r>
       <w:tab/>
       <w:tab/>
-      <w:t>2026-07-17</w:t>
+      <w:t>2026-07-18</w:t>
       <w:br/>
       <w:br/>
     </w:r>

--- a/klagomål/A 59832-2023 FSC-klagomål.docx
+++ b/klagomål/A 59832-2023 FSC-klagomål.docx
@@ -1221,7 +1221,7 @@
     <w:r>
       <w:tab/>
       <w:tab/>
-      <w:t>2026-07-18</w:t>
+      <w:t>2026-07-19</w:t>
       <w:br/>
       <w:br/>
     </w:r>

--- a/klagomål/A 59832-2023 FSC-klagomål.docx
+++ b/klagomål/A 59832-2023 FSC-klagomål.docx
@@ -1221,7 +1221,7 @@
     <w:r>
       <w:tab/>
       <w:tab/>
-      <w:t>2026-07-19</w:t>
+      <w:t>2026-07-20</w:t>
       <w:br/>
       <w:br/>
     </w:r>

--- a/klagomål/A 59832-2023 FSC-klagomål.docx
+++ b/klagomål/A 59832-2023 FSC-klagomål.docx
@@ -1221,7 +1221,7 @@
     <w:r>
       <w:tab/>
       <w:tab/>
-      <w:t>2026-07-20</w:t>
+      <w:t>2026-07-21</w:t>
       <w:br/>
       <w:br/>
     </w:r>

--- a/klagomål/A 59832-2023 FSC-klagomål.docx
+++ b/klagomål/A 59832-2023 FSC-klagomål.docx
@@ -1221,7 +1221,7 @@
     <w:r>
       <w:tab/>
       <w:tab/>
-      <w:t>2026-07-21</w:t>
+      <w:t>2026-07-22</w:t>
       <w:br/>
       <w:br/>
     </w:r>

--- a/klagomål/A 59832-2023 FSC-klagomål.docx
+++ b/klagomål/A 59832-2023 FSC-klagomål.docx
@@ -1221,7 +1221,7 @@
     <w:r>
       <w:tab/>
       <w:tab/>
-      <w:t>2026-07-22</w:t>
+      <w:t>2026-07-23</w:t>
       <w:br/>
       <w:br/>
     </w:r>

--- a/klagomål/A 59832-2023 FSC-klagomål.docx
+++ b/klagomål/A 59832-2023 FSC-klagomål.docx
@@ -1221,7 +1221,7 @@
     <w:r>
       <w:tab/>
       <w:tab/>
-      <w:t>2026-07-23</w:t>
+      <w:t>2026-07-24</w:t>
       <w:br/>
       <w:br/>
     </w:r>

--- a/klagomål/A 59832-2023 FSC-klagomål.docx
+++ b/klagomål/A 59832-2023 FSC-klagomål.docx
@@ -1221,7 +1221,7 @@
     <w:r>
       <w:tab/>
       <w:tab/>
-      <w:t>2026-07-24</w:t>
+      <w:t>2026-07-25</w:t>
       <w:br/>
       <w:br/>
     </w:r>

--- a/klagomål/A 59832-2023 FSC-klagomål.docx
+++ b/klagomål/A 59832-2023 FSC-klagomål.docx
@@ -1221,7 +1221,7 @@
     <w:r>
       <w:tab/>
       <w:tab/>
-      <w:t>2026-07-25</w:t>
+      <w:t>2026-07-26</w:t>
       <w:br/>
       <w:br/>
     </w:r>

--- a/klagomål/A 59832-2023 FSC-klagomål.docx
+++ b/klagomål/A 59832-2023 FSC-klagomål.docx
@@ -1221,7 +1221,7 @@
     <w:r>
       <w:tab/>
       <w:tab/>
-      <w:t>2026-07-26</w:t>
+      <w:t>2026-07-27</w:t>
       <w:br/>
       <w:br/>
     </w:r>

--- a/klagomål/A 59832-2023 FSC-klagomål.docx
+++ b/klagomål/A 59832-2023 FSC-klagomål.docx
@@ -1221,7 +1221,7 @@
     <w:r>
       <w:tab/>
       <w:tab/>
-      <w:t>2026-07-27</w:t>
+      <w:t>2026-07-28</w:t>
       <w:br/>
       <w:br/>
     </w:r>

--- a/klagomål/A 59832-2023 FSC-klagomål.docx
+++ b/klagomål/A 59832-2023 FSC-klagomål.docx
@@ -1221,7 +1221,7 @@
     <w:r>
       <w:tab/>
       <w:tab/>
-      <w:t>2026-07-28</w:t>
+      <w:t>2026-07-29</w:t>
       <w:br/>
       <w:br/>
     </w:r>

--- a/klagomål/A 59832-2023 FSC-klagomål.docx
+++ b/klagomål/A 59832-2023 FSC-klagomål.docx
@@ -1221,7 +1221,7 @@
     <w:r>
       <w:tab/>
       <w:tab/>
-      <w:t>2026-07-29</w:t>
+      <w:t>2026-07-30</w:t>
       <w:br/>
       <w:br/>
     </w:r>

--- a/klagomål/A 59832-2023 FSC-klagomål.docx
+++ b/klagomål/A 59832-2023 FSC-klagomål.docx
@@ -1221,7 +1221,7 @@
     <w:r>
       <w:tab/>
       <w:tab/>
-      <w:t>2026-07-30</w:t>
+      <w:t>2026-07-31</w:t>
       <w:br/>
       <w:br/>
     </w:r>

--- a/klagomål/A 59832-2023 FSC-klagomål.docx
+++ b/klagomål/A 59832-2023 FSC-klagomål.docx
@@ -1221,7 +1221,7 @@
     <w:r>
       <w:tab/>
       <w:tab/>
-      <w:t>2026-07-31</w:t>
+      <w:t>2026-08-01</w:t>
       <w:br/>
       <w:br/>
     </w:r>

--- a/klagomål/A 59832-2023 FSC-klagomål.docx
+++ b/klagomål/A 59832-2023 FSC-klagomål.docx
@@ -1221,7 +1221,7 @@
     <w:r>
       <w:tab/>
       <w:tab/>
-      <w:t>2026-08-01</w:t>
+      <w:t>2026-08-02</w:t>
       <w:br/>
       <w:br/>
     </w:r>

--- a/klagomål/A 59832-2023 FSC-klagomål.docx
+++ b/klagomål/A 59832-2023 FSC-klagomål.docx
@@ -1221,7 +1221,7 @@
     <w:r>
       <w:tab/>
       <w:tab/>
-      <w:t>2026-08-02</w:t>
+      <w:t>2026-08-03</w:t>
       <w:br/>
       <w:br/>
     </w:r>

--- a/klagomål/A 59832-2023 FSC-klagomål.docx
+++ b/klagomål/A 59832-2023 FSC-klagomål.docx
@@ -1221,7 +1221,7 @@
     <w:r>
       <w:tab/>
       <w:tab/>
-      <w:t>2026-08-03</w:t>
+      <w:t>2026-08-05</w:t>
       <w:br/>
       <w:br/>
     </w:r>

--- a/klagomål/A 59832-2023 FSC-klagomål.docx
+++ b/klagomål/A 59832-2023 FSC-klagomål.docx
@@ -1221,7 +1221,7 @@
     <w:r>
       <w:tab/>
       <w:tab/>
-      <w:t>2026-08-05</w:t>
+      <w:t>2026-08-07</w:t>
       <w:br/>
       <w:br/>
     </w:r>

--- a/klagomål/A 59832-2023 FSC-klagomål.docx
+++ b/klagomål/A 59832-2023 FSC-klagomål.docx
@@ -1221,7 +1221,7 @@
     <w:r>
       <w:tab/>
       <w:tab/>
-      <w:t>2026-08-07</w:t>
+      <w:t>2026-08-08</w:t>
       <w:br/>
       <w:br/>
     </w:r>

--- a/klagomål/A 59832-2023 FSC-klagomål.docx
+++ b/klagomål/A 59832-2023 FSC-klagomål.docx
@@ -216,7 +216,7 @@
         <w:spacing w:after="240"/>
       </w:pPr>
       <w:r>
-        <w:t>Figur 1. Fyndplatser för naturvårdsarter i och inom 5 meter från avverkningsanmälan. Markörer utan svart kant är placerade på fyndplatsen. Markörer med svart kant är placerade vid sidan av fyndplatsen har ett svart streck som visar fyndplatsens exakta position. Kartans mittpunktskoordinat är N 7274506, E 780018 i SWEREF 99 TM.</w:t>
+        <w:t>Figur 1. Fyndplatser för naturvårdsarter i och inom 5 meter från avverkningsanmälan. Markörer utan svart kant är placerade på fyndplatsen. Markörer med svart kant är placerade vid sidan av fyndplatsen och har ett svart streck som visar fyndplatsens exakta position. Kartans mittpunktskoordinat är N 7274506, E 780018 i SWEREF 99 TM.</w:t>
       </w:r>
     </w:p>
     <w:p>
@@ -1221,7 +1221,7 @@
     <w:r>
       <w:tab/>
       <w:tab/>
-      <w:t>2026-08-14</w:t>
+      <w:t>2026-08-15</w:t>
       <w:br/>
       <w:br/>
     </w:r>

--- a/klagomål/A 59832-2023 FSC-klagomål.docx
+++ b/klagomål/A 59832-2023 FSC-klagomål.docx
@@ -1221,7 +1221,7 @@
     <w:r>
       <w:tab/>
       <w:tab/>
-      <w:t>2026-08-15</w:t>
+      <w:t>2026-08-16</w:t>
       <w:br/>
       <w:br/>
     </w:r>

--- a/klagomål/A 59832-2023 FSC-klagomål.docx
+++ b/klagomål/A 59832-2023 FSC-klagomål.docx
@@ -1221,7 +1221,7 @@
     <w:r>
       <w:tab/>
       <w:tab/>
-      <w:t>2026-08-16</w:t>
+      <w:t>2026-08-17</w:t>
       <w:br/>
       <w:br/>
     </w:r>

--- a/klagomål/A 59832-2023 FSC-klagomål.docx
+++ b/klagomål/A 59832-2023 FSC-klagomål.docx
@@ -1221,7 +1221,7 @@
     <w:r>
       <w:tab/>
       <w:tab/>
-      <w:t>2026-08-17</w:t>
+      <w:t>2026-08-18</w:t>
       <w:br/>
       <w:br/>
     </w:r>

--- a/klagomål/A 59832-2023 FSC-klagomål.docx
+++ b/klagomål/A 59832-2023 FSC-klagomål.docx
@@ -1221,7 +1221,7 @@
     <w:r>
       <w:tab/>
       <w:tab/>
-      <w:t>2026-08-18</w:t>
+      <w:t>2026-08-19</w:t>
       <w:br/>
       <w:br/>
     </w:r>

--- a/klagomål/A 59832-2023 FSC-klagomål.docx
+++ b/klagomål/A 59832-2023 FSC-klagomål.docx
@@ -1221,7 +1221,7 @@
     <w:r>
       <w:tab/>
       <w:tab/>
-      <w:t>2026-08-19</w:t>
+      <w:t>2026-08-20</w:t>
       <w:br/>
       <w:br/>
     </w:r>

--- a/klagomål/A 59832-2023 FSC-klagomål.docx
+++ b/klagomål/A 59832-2023 FSC-klagomål.docx
@@ -1221,7 +1221,7 @@
     <w:r>
       <w:tab/>
       <w:tab/>
-      <w:t>2026-08-20</w:t>
+      <w:t>2026-08-21</w:t>
       <w:br/>
       <w:br/>
     </w:r>

--- a/klagomål/A 59832-2023 FSC-klagomål.docx
+++ b/klagomål/A 59832-2023 FSC-klagomål.docx
@@ -1221,7 +1221,7 @@
     <w:r>
       <w:tab/>
       <w:tab/>
-      <w:t>2026-08-21</w:t>
+      <w:t>2026-08-22</w:t>
       <w:br/>
       <w:br/>
     </w:r>

--- a/klagomål/A 59832-2023 FSC-klagomål.docx
+++ b/klagomål/A 59832-2023 FSC-klagomål.docx
@@ -1221,7 +1221,7 @@
     <w:r>
       <w:tab/>
       <w:tab/>
-      <w:t>2026-08-22</w:t>
+      <w:t>2026-08-23</w:t>
       <w:br/>
       <w:br/>
     </w:r>

--- a/klagomål/A 59832-2023 FSC-klagomål.docx
+++ b/klagomål/A 59832-2023 FSC-klagomål.docx
@@ -1221,7 +1221,7 @@
     <w:r>
       <w:tab/>
       <w:tab/>
-      <w:t>2026-08-23</w:t>
+      <w:t>2026-08-24</w:t>
       <w:br/>
       <w:br/>
     </w:r>

--- a/klagomål/A 59832-2023 FSC-klagomål.docx
+++ b/klagomål/A 59832-2023 FSC-klagomål.docx
@@ -1221,7 +1221,7 @@
     <w:r>
       <w:tab/>
       <w:tab/>
-      <w:t>2026-08-24</w:t>
+      <w:t>2026-08-25</w:t>
       <w:br/>
       <w:br/>
     </w:r>

--- a/klagomål/A 59832-2023 FSC-klagomål.docx
+++ b/klagomål/A 59832-2023 FSC-klagomål.docx
@@ -1221,7 +1221,7 @@
     <w:r>
       <w:tab/>
       <w:tab/>
-      <w:t>2026-08-25</w:t>
+      <w:t>2026-08-26</w:t>
       <w:br/>
       <w:br/>
     </w:r>

--- a/klagomål/A 59832-2023 FSC-klagomål.docx
+++ b/klagomål/A 59832-2023 FSC-klagomål.docx
@@ -1221,7 +1221,7 @@
     <w:r>
       <w:tab/>
       <w:tab/>
-      <w:t>2026-08-26</w:t>
+      <w:t>2026-08-27</w:t>
       <w:br/>
       <w:br/>
     </w:r>

--- a/klagomål/A 59832-2023 FSC-klagomål.docx
+++ b/klagomål/A 59832-2023 FSC-klagomål.docx
@@ -1221,7 +1221,7 @@
     <w:r>
       <w:tab/>
       <w:tab/>
-      <w:t>2026-08-27</w:t>
+      <w:t>2026-08-28</w:t>
       <w:br/>
       <w:br/>
     </w:r>

--- a/klagomål/A 59832-2023 FSC-klagomål.docx
+++ b/klagomål/A 59832-2023 FSC-klagomål.docx
@@ -1221,7 +1221,7 @@
     <w:r>
       <w:tab/>
       <w:tab/>
-      <w:t>2026-08-28</w:t>
+      <w:t>2026-08-29</w:t>
       <w:br/>
       <w:br/>
     </w:r>

--- a/klagomål/A 59832-2023 FSC-klagomål.docx
+++ b/klagomål/A 59832-2023 FSC-klagomål.docx
@@ -1221,7 +1221,7 @@
     <w:r>
       <w:tab/>
       <w:tab/>
-      <w:t>2026-08-29</w:t>
+      <w:t>2026-08-31</w:t>
       <w:br/>
       <w:br/>
     </w:r>

--- a/klagomål/A 59832-2023 FSC-klagomål.docx
+++ b/klagomål/A 59832-2023 FSC-klagomål.docx
@@ -1221,7 +1221,7 @@
     <w:r>
       <w:tab/>
       <w:tab/>
-      <w:t>2026-08-31</w:t>
+      <w:t>2026-09-01</w:t>
       <w:br/>
       <w:br/>
     </w:r>

--- a/klagomål/A 59832-2023 FSC-klagomål.docx
+++ b/klagomål/A 59832-2023 FSC-klagomål.docx
@@ -1221,7 +1221,7 @@
     <w:r>
       <w:tab/>
       <w:tab/>
-      <w:t>2026-09-01</w:t>
+      <w:t>2026-09-02</w:t>
       <w:br/>
       <w:br/>
     </w:r>

--- a/klagomål/A 59832-2023 FSC-klagomål.docx
+++ b/klagomål/A 59832-2023 FSC-klagomål.docx
@@ -1221,7 +1221,7 @@
     <w:r>
       <w:tab/>
       <w:tab/>
-      <w:t>2026-09-02</w:t>
+      <w:t>2026-09-03</w:t>
       <w:br/>
       <w:br/>
     </w:r>

--- a/klagomål/A 59832-2023 FSC-klagomål.docx
+++ b/klagomål/A 59832-2023 FSC-klagomål.docx
@@ -1221,7 +1221,7 @@
     <w:r>
       <w:tab/>
       <w:tab/>
-      <w:t>2026-09-03</w:t>
+      <w:t>2026-09-04</w:t>
       <w:br/>
       <w:br/>
     </w:r>

--- a/klagomål/A 59832-2023 FSC-klagomål.docx
+++ b/klagomål/A 59832-2023 FSC-klagomål.docx
@@ -1221,7 +1221,7 @@
     <w:r>
       <w:tab/>
       <w:tab/>
-      <w:t>2026-09-04</w:t>
+      <w:t>2026-09-05</w:t>
       <w:br/>
       <w:br/>
     </w:r>

--- a/klagomål/A 59832-2023 FSC-klagomål.docx
+++ b/klagomål/A 59832-2023 FSC-klagomål.docx
@@ -1221,7 +1221,7 @@
     <w:r>
       <w:tab/>
       <w:tab/>
-      <w:t>2026-09-05</w:t>
+      <w:t>2026-09-06</w:t>
       <w:br/>
       <w:br/>
     </w:r>

--- a/klagomål/A 59832-2023 FSC-klagomål.docx
+++ b/klagomål/A 59832-2023 FSC-klagomål.docx
@@ -1221,7 +1221,7 @@
     <w:r>
       <w:tab/>
       <w:tab/>
-      <w:t>2026-09-06</w:t>
+      <w:t>2026-09-07</w:t>
       <w:br/>
       <w:br/>
     </w:r>

--- a/klagomål/A 59832-2023 FSC-klagomål.docx
+++ b/klagomål/A 59832-2023 FSC-klagomål.docx
@@ -1221,7 +1221,7 @@
     <w:r>
       <w:tab/>
       <w:tab/>
-      <w:t>2026-09-07</w:t>
+      <w:t>2026-09-08</w:t>
       <w:br/>
       <w:br/>
     </w:r>

--- a/klagomål/A 59832-2023 FSC-klagomål.docx
+++ b/klagomål/A 59832-2023 FSC-klagomål.docx
@@ -1221,7 +1221,7 @@
     <w:r>
       <w:tab/>
       <w:tab/>
-      <w:t>2026-09-08</w:t>
+      <w:t>2026-09-09</w:t>
       <w:br/>
       <w:br/>
     </w:r>

--- a/klagomål/A 59832-2023 FSC-klagomål.docx
+++ b/klagomål/A 59832-2023 FSC-klagomål.docx
@@ -1221,7 +1221,7 @@
     <w:r>
       <w:tab/>
       <w:tab/>
-      <w:t>2026-09-09</w:t>
+      <w:t>2026-09-10</w:t>
       <w:br/>
       <w:br/>
     </w:r>

--- a/klagomål/A 59832-2023 FSC-klagomål.docx
+++ b/klagomål/A 59832-2023 FSC-klagomål.docx
@@ -1221,7 +1221,7 @@
     <w:r>
       <w:tab/>
       <w:tab/>
-      <w:t>2026-09-10</w:t>
+      <w:t>2026-09-11</w:t>
       <w:br/>
       <w:br/>
     </w:r>

--- a/klagomål/A 59832-2023 FSC-klagomål.docx
+++ b/klagomål/A 59832-2023 FSC-klagomål.docx
@@ -1221,7 +1221,7 @@
     <w:r>
       <w:tab/>
       <w:tab/>
-      <w:t>2026-09-11</w:t>
+      <w:t>2026-09-12</w:t>
       <w:br/>
       <w:br/>
     </w:r>

--- a/klagomål/A 59832-2023 FSC-klagomål.docx
+++ b/klagomål/A 59832-2023 FSC-klagomål.docx
@@ -1221,7 +1221,7 @@
     <w:r>
       <w:tab/>
       <w:tab/>
-      <w:t>2026-09-12</w:t>
+      <w:t>2026-09-13</w:t>
       <w:br/>
       <w:br/>
     </w:r>
